--- a/evidence/결과보고서/결과보고서_PACE-RISE_Node.docx
+++ b/evidence/결과보고서/결과보고서_PACE-RISE_Node.docx
@@ -1520,7 +1520,7 @@
                 <w:b w:val="0"/>
                 <w:sz w:val="17"/>
               </w:rPr>
-              <w:t>WA(세계육상연맹) 기록 보고 규격 준수, 모듈화 개선(2→33), vitest 회귀검증, Git 형상관리(276커밋)</w:t>
+              <w:t>WA(세계육상연맹) 기록 보고 규격 준수, 모듈화 개선(2→33), vitest 회귀검증, Git 형상관리(Conventional Commits)</w:t>
             </w:r>
           </w:p>
         </w:tc>
@@ -1579,10 +1579,10 @@
         </w:tblBorders>
       </w:tblPr>
       <w:tblGrid>
+        <w:gridCol w:w="680"/>
+        <w:gridCol w:w="4535"/>
         <w:gridCol w:w="794"/>
-        <w:gridCol w:w="6009"/>
-        <w:gridCol w:w="1134"/>
-        <w:gridCol w:w="1134"/>
+        <w:gridCol w:w="3061"/>
       </w:tblGrid>
       <w:tr>
         <w:tc>
@@ -1665,7 +1665,7 @@
                 <w:color w:val="FFFFFF"/>
                 <w:sz w:val="20"/>
               </w:rPr>
-              <w:t>형식</w:t>
+              <w:t>납품 형태 / 위치</w:t>
             </w:r>
           </w:p>
         </w:tc>
@@ -1684,7 +1684,7 @@
               <w:rPr>
                 <w:rFonts w:ascii="맑은 고딕" w:hAnsi="맑은 고딕" w:eastAsia="맑은 고딕" w:cs="맑은 고딕"/>
                 <w:b w:val="0"/>
-                <w:sz w:val="19"/>
+                <w:sz w:val="18"/>
               </w:rPr>
               <w:t>1</w:t>
             </w:r>
@@ -1700,7 +1700,7 @@
               <w:rPr>
                 <w:rFonts w:ascii="맑은 고딕" w:hAnsi="맑은 고딕" w:eastAsia="맑은 고딕" w:cs="맑은 고딕"/>
                 <w:b w:val="0"/>
-                <w:sz w:val="19"/>
+                <w:sz w:val="18"/>
               </w:rPr>
               <w:t>PWA 기반 앱 프로젝트 소스 일체 (Android TWA 래핑·AAB 빌드 설정 포함)</w:t>
             </w:r>
@@ -1719,7 +1719,7 @@
               <w:rPr>
                 <w:rFonts w:ascii="맑은 고딕" w:hAnsi="맑은 고딕" w:eastAsia="맑은 고딕" w:cs="맑은 고딕"/>
                 <w:b w:val="0"/>
-                <w:sz w:val="19"/>
+                <w:sz w:val="18"/>
               </w:rPr>
               <w:t>1식</w:t>
             </w:r>
@@ -1730,17 +1730,14 @@
             <w:tcW w:type="dxa" w:w="2436"/>
           </w:tcPr>
           <w:p>
-            <w:pPr>
-              <w:jc w:val="center"/>
-            </w:pPr>
             <w:r/>
             <w:r>
               <w:rPr>
                 <w:rFonts w:ascii="맑은 고딕" w:hAnsi="맑은 고딕" w:eastAsia="맑은 고딕" w:cs="맑은 고딕"/>
                 <w:b w:val="0"/>
-                <w:sz w:val="19"/>
+                <w:sz w:val="18"/>
               </w:rPr>
-              <w:t>전자파일</w:t>
+              <w:t>GitHub 소스 + build/app-release-v2.aab</w:t>
             </w:r>
           </w:p>
         </w:tc>
@@ -1759,7 +1756,7 @@
               <w:rPr>
                 <w:rFonts w:ascii="맑은 고딕" w:hAnsi="맑은 고딕" w:eastAsia="맑은 고딕" w:cs="맑은 고딕"/>
                 <w:b w:val="0"/>
-                <w:sz w:val="19"/>
+                <w:sz w:val="18"/>
               </w:rPr>
               <w:t>2</w:t>
             </w:r>
@@ -1775,7 +1772,7 @@
               <w:rPr>
                 <w:rFonts w:ascii="맑은 고딕" w:hAnsi="맑은 고딕" w:eastAsia="맑은 고딕" w:cs="맑은 고딕"/>
                 <w:b w:val="0"/>
-                <w:sz w:val="19"/>
+                <w:sz w:val="18"/>
               </w:rPr>
               <w:t>앱 빌드·배포 가이드 (Google Play 업로드용, 발주처 자체 수행)</w:t>
             </w:r>
@@ -1794,7 +1791,7 @@
               <w:rPr>
                 <w:rFonts w:ascii="맑은 고딕" w:hAnsi="맑은 고딕" w:eastAsia="맑은 고딕" w:cs="맑은 고딕"/>
                 <w:b w:val="0"/>
-                <w:sz w:val="19"/>
+                <w:sz w:val="18"/>
               </w:rPr>
               <w:t>1부</w:t>
             </w:r>
@@ -1805,17 +1802,14 @@
             <w:tcW w:type="dxa" w:w="2436"/>
           </w:tcPr>
           <w:p>
-            <w:pPr>
-              <w:jc w:val="center"/>
-            </w:pPr>
             <w:r/>
             <w:r>
               <w:rPr>
                 <w:rFonts w:ascii="맑은 고딕" w:hAnsi="맑은 고딕" w:eastAsia="맑은 고딕" w:cs="맑은 고딕"/>
                 <w:b w:val="0"/>
-                <w:sz w:val="19"/>
+                <w:sz w:val="18"/>
               </w:rPr>
-              <w:t>전자파일</w:t>
+              <w:t>evidence/app_build_guide_report.html</w:t>
             </w:r>
           </w:p>
         </w:tc>
@@ -1834,7 +1828,7 @@
               <w:rPr>
                 <w:rFonts w:ascii="맑은 고딕" w:hAnsi="맑은 고딕" w:eastAsia="맑은 고딕" w:cs="맑은 고딕"/>
                 <w:b w:val="0"/>
-                <w:sz w:val="19"/>
+                <w:sz w:val="18"/>
               </w:rPr>
               <w:t>3</w:t>
             </w:r>
@@ -1850,7 +1844,7 @@
               <w:rPr>
                 <w:rFonts w:ascii="맑은 고딕" w:hAnsi="맑은 고딕" w:eastAsia="맑은 고딕" w:cs="맑은 고딕"/>
                 <w:b w:val="0"/>
-                <w:sz w:val="19"/>
+                <w:sz w:val="18"/>
               </w:rPr>
               <w:t>AWS 클라우드 아키텍처 구성도·실측 IP</w:t>
             </w:r>
@@ -1869,7 +1863,7 @@
               <w:rPr>
                 <w:rFonts w:ascii="맑은 고딕" w:hAnsi="맑은 고딕" w:eastAsia="맑은 고딕" w:cs="맑은 고딕"/>
                 <w:b w:val="0"/>
-                <w:sz w:val="19"/>
+                <w:sz w:val="18"/>
               </w:rPr>
               <w:t>1부</w:t>
             </w:r>
@@ -1880,17 +1874,14 @@
             <w:tcW w:type="dxa" w:w="2436"/>
           </w:tcPr>
           <w:p>
-            <w:pPr>
-              <w:jc w:val="center"/>
-            </w:pPr>
             <w:r/>
             <w:r>
               <w:rPr>
                 <w:rFonts w:ascii="맑은 고딕" w:hAnsi="맑은 고딕" w:eastAsia="맑은 고딕" w:cs="맑은 고딕"/>
                 <w:b w:val="0"/>
-                <w:sz w:val="19"/>
+                <w:sz w:val="18"/>
               </w:rPr>
-              <w:t>전자파일</w:t>
+              <w:t>evidence/aws_report.html</w:t>
             </w:r>
           </w:p>
         </w:tc>
@@ -1909,7 +1900,7 @@
               <w:rPr>
                 <w:rFonts w:ascii="맑은 고딕" w:hAnsi="맑은 고딕" w:eastAsia="맑은 고딕" w:cs="맑은 고딕"/>
                 <w:b w:val="0"/>
-                <w:sz w:val="19"/>
+                <w:sz w:val="18"/>
               </w:rPr>
               <w:t>4</w:t>
             </w:r>
@@ -1925,7 +1916,7 @@
               <w:rPr>
                 <w:rFonts w:ascii="맑은 고딕" w:hAnsi="맑은 고딕" w:eastAsia="맑은 고딕" w:cs="맑은 고딕"/>
                 <w:b w:val="0"/>
-                <w:sz w:val="19"/>
+                <w:sz w:val="18"/>
               </w:rPr>
               <w:t>SQLite→PostgreSQL 이관 검증 리포트 (34테이블/7,075행)</w:t>
             </w:r>
@@ -1944,7 +1935,7 @@
               <w:rPr>
                 <w:rFonts w:ascii="맑은 고딕" w:hAnsi="맑은 고딕" w:eastAsia="맑은 고딕" w:cs="맑은 고딕"/>
                 <w:b w:val="0"/>
-                <w:sz w:val="19"/>
+                <w:sz w:val="18"/>
               </w:rPr>
               <w:t>1부</w:t>
             </w:r>
@@ -1955,17 +1946,14 @@
             <w:tcW w:type="dxa" w:w="2436"/>
           </w:tcPr>
           <w:p>
-            <w:pPr>
-              <w:jc w:val="center"/>
-            </w:pPr>
             <w:r/>
             <w:r>
               <w:rPr>
                 <w:rFonts w:ascii="맑은 고딕" w:hAnsi="맑은 고딕" w:eastAsia="맑은 고딕" w:cs="맑은 고딕"/>
                 <w:b w:val="0"/>
-                <w:sz w:val="19"/>
+                <w:sz w:val="18"/>
               </w:rPr>
-              <w:t>전자파일</w:t>
+              <w:t>db/schema.pg.sql + migration_report.html</w:t>
             </w:r>
           </w:p>
         </w:tc>
@@ -1984,7 +1972,7 @@
               <w:rPr>
                 <w:rFonts w:ascii="맑은 고딕" w:hAnsi="맑은 고딕" w:eastAsia="맑은 고딕" w:cs="맑은 고딕"/>
                 <w:b w:val="0"/>
-                <w:sz w:val="19"/>
+                <w:sz w:val="18"/>
               </w:rPr>
               <w:t>5</w:t>
             </w:r>
@@ -2000,7 +1988,7 @@
               <w:rPr>
                 <w:rFonts w:ascii="맑은 고딕" w:hAnsi="맑은 고딕" w:eastAsia="맑은 고딕" w:cs="맑은 고딕"/>
                 <w:b w:val="0"/>
-                <w:sz w:val="19"/>
+                <w:sz w:val="18"/>
               </w:rPr>
               <w:t>HTTPS(SSL/TLS) 적용 내역서 (Let's Encrypt 인증서·자물쇠 화면)</w:t>
             </w:r>
@@ -2019,7 +2007,7 @@
               <w:rPr>
                 <w:rFonts w:ascii="맑은 고딕" w:hAnsi="맑은 고딕" w:eastAsia="맑은 고딕" w:cs="맑은 고딕"/>
                 <w:b w:val="0"/>
-                <w:sz w:val="19"/>
+                <w:sz w:val="18"/>
               </w:rPr>
               <w:t>1부</w:t>
             </w:r>
@@ -2030,17 +2018,14 @@
             <w:tcW w:type="dxa" w:w="2436"/>
           </w:tcPr>
           <w:p>
-            <w:pPr>
-              <w:jc w:val="center"/>
-            </w:pPr>
             <w:r/>
             <w:r>
               <w:rPr>
                 <w:rFonts w:ascii="맑은 고딕" w:hAnsi="맑은 고딕" w:eastAsia="맑은 고딕" w:cs="맑은 고딕"/>
                 <w:b w:val="0"/>
-                <w:sz w:val="19"/>
+                <w:sz w:val="18"/>
               </w:rPr>
-              <w:t>전자파일</w:t>
+              <w:t>evidence/https_report.html</w:t>
             </w:r>
           </w:p>
         </w:tc>
@@ -2059,7 +2044,7 @@
               <w:rPr>
                 <w:rFonts w:ascii="맑은 고딕" w:hAnsi="맑은 고딕" w:eastAsia="맑은 고딕" w:cs="맑은 고딕"/>
                 <w:b w:val="0"/>
-                <w:sz w:val="19"/>
+                <w:sz w:val="18"/>
               </w:rPr>
               <w:t>6</w:t>
             </w:r>
@@ -2075,7 +2060,7 @@
               <w:rPr>
                 <w:rFonts w:ascii="맑은 고딕" w:hAnsi="맑은 고딕" w:eastAsia="맑은 고딕" w:cs="맑은 고딕"/>
                 <w:b w:val="0"/>
-                <w:sz w:val="19"/>
+                <w:sz w:val="18"/>
               </w:rPr>
               <w:t>‘노드’ 경기운영시스템 웹 UI/UX 개편 화면(전·후)·배포 URL</w:t>
             </w:r>
@@ -2094,7 +2079,7 @@
               <w:rPr>
                 <w:rFonts w:ascii="맑은 고딕" w:hAnsi="맑은 고딕" w:eastAsia="맑은 고딕" w:cs="맑은 고딕"/>
                 <w:b w:val="0"/>
-                <w:sz w:val="19"/>
+                <w:sz w:val="18"/>
               </w:rPr>
               <w:t>1식</w:t>
             </w:r>
@@ -2105,17 +2090,14 @@
             <w:tcW w:type="dxa" w:w="2436"/>
           </w:tcPr>
           <w:p>
-            <w:pPr>
-              <w:jc w:val="center"/>
-            </w:pPr>
             <w:r/>
             <w:r>
               <w:rPr>
                 <w:rFonts w:ascii="맑은 고딕" w:hAnsi="맑은 고딕" w:eastAsia="맑은 고딕" w:cs="맑은 고딕"/>
                 <w:b w:val="0"/>
-                <w:sz w:val="19"/>
+                <w:sz w:val="18"/>
               </w:rPr>
-              <w:t>전자파일</w:t>
+              <w:t>web_before_after + pace-rise-node.com</w:t>
             </w:r>
           </w:p>
         </w:tc>
@@ -2134,7 +2116,7 @@
               <w:rPr>
                 <w:rFonts w:ascii="맑은 고딕" w:hAnsi="맑은 고딕" w:eastAsia="맑은 고딕" w:cs="맑은 고딕"/>
                 <w:b w:val="0"/>
-                <w:sz w:val="19"/>
+                <w:sz w:val="18"/>
               </w:rPr>
               <w:t>7</w:t>
             </w:r>
@@ -2150,9 +2132,9 @@
               <w:rPr>
                 <w:rFonts w:ascii="맑은 고딕" w:hAnsi="맑은 고딕" w:eastAsia="맑은 고딕" w:cs="맑은 고딕"/>
                 <w:b w:val="0"/>
-                <w:sz w:val="19"/>
+                <w:sz w:val="18"/>
               </w:rPr>
-              <w:t>전체 소스코드 일체 (189파일/약 70,693행/276커밋, 소유권 발주처 귀속)</w:t>
+              <w:t>전체 소스코드 일체 (253파일/약 83,746행/289커밋, 소유권 발주처 귀속)</w:t>
             </w:r>
           </w:p>
         </w:tc>
@@ -2169,7 +2151,7 @@
               <w:rPr>
                 <w:rFonts w:ascii="맑은 고딕" w:hAnsi="맑은 고딕" w:eastAsia="맑은 고딕" w:cs="맑은 고딕"/>
                 <w:b w:val="0"/>
-                <w:sz w:val="19"/>
+                <w:sz w:val="18"/>
               </w:rPr>
               <w:t>1식</w:t>
             </w:r>
@@ -2180,6 +2162,99 @@
             <w:tcW w:type="dxa" w:w="2436"/>
           </w:tcPr>
           <w:p>
+            <w:r/>
+            <w:r>
+              <w:rPr>
+                <w:rFonts w:ascii="맑은 고딕" w:hAnsi="맑은 고딕" w:eastAsia="맑은 고딕" w:cs="맑은 고딕"/>
+                <w:b w:val="0"/>
+                <w:sz w:val="18"/>
+              </w:rPr>
+              <w:t>github.com/roun0621-design/-1</w:t>
+            </w:r>
+          </w:p>
+        </w:tc>
+      </w:tr>
+    </w:tbl>
+    <w:p>
+      <w:pPr>
+        <w:spacing w:after="40" w:before="0"/>
+      </w:pPr>
+    </w:p>
+    <w:p>
+      <w:pPr>
+        <w:spacing w:after="80" w:before="0"/>
+      </w:pPr>
+      <w:r>
+        <w:rPr>
+          <w:rFonts w:ascii="맑은 고딕" w:hAnsi="맑은 고딕" w:eastAsia="맑은 고딕" w:cs="맑은 고딕"/>
+          <w:b w:val="0"/>
+          <w:color w:val="555555"/>
+          <w:sz w:val="18"/>
+        </w:rPr>
+        <w:t>※ 상기 산출물의 구체적 납품 형태·형상관리(커밋)·검증 근거는 「Ⅴ. 산출물별 상세 증빙」에 기재.</w:t>
+      </w:r>
+    </w:p>
+    <w:p>
+      <w:r>
+        <w:br w:type="page"/>
+      </w:r>
+    </w:p>
+    <w:p>
+      <w:pPr>
+        <w:spacing w:before="280" w:after="120"/>
+        <w:pBdr>
+          <w:bottom w:val="single" w:sz="12" w:space="4" w:color="1F3764"/>
+        </w:pBdr>
+      </w:pPr>
+      <w:r>
+        <w:rPr>
+          <w:rFonts w:ascii="맑은 고딕" w:hAnsi="맑은 고딕" w:eastAsia="맑은 고딕" w:cs="맑은 고딕"/>
+          <w:b/>
+          <w:color w:val="1F3764"/>
+          <w:sz w:val="26"/>
+        </w:rPr>
+        <w:t>Ⅴ. 산출물별 상세 증빙 (납품 형태·형상관리·검증)</w:t>
+      </w:r>
+    </w:p>
+    <w:p>
+      <w:pPr>
+        <w:spacing w:after="120" w:before="0"/>
+      </w:pPr>
+      <w:r>
+        <w:rPr>
+          <w:rFonts w:ascii="맑은 고딕" w:hAnsi="맑은 고딕" w:eastAsia="맑은 고딕" w:cs="맑은 고딕"/>
+          <w:b w:val="0"/>
+          <w:color w:val="555555"/>
+          <w:sz w:val="19"/>
+        </w:rPr>
+        <w:t>※ 본 용역의 모든 산출물은 Git 형상관리 저장소를 통해 형상관리·납품되며, 아래에 각 산출물의 ① 납품 형태·위치 ② Git 형상관리(브랜치·커밋·PR) ③ 검증 근거를 구체적으로 명시한다.</w:t>
+      </w:r>
+    </w:p>
+    <w:tbl>
+      <w:tblPr>
+        <w:tblW w:type="auto" w:w="0"/>
+        <w:jc w:val="center"/>
+        <w:tblLook w:firstColumn="1" w:firstRow="1" w:lastColumn="0" w:lastRow="0" w:noHBand="0" w:noVBand="1" w:val="04A0"/>
+        <w:tblBorders>
+          <w:top w:val="single" w:sz="6" w:space="0" w:color="AAB4C4"/>
+          <w:left w:val="single" w:sz="6" w:space="0" w:color="AAB4C4"/>
+          <w:bottom w:val="single" w:sz="6" w:space="0" w:color="AAB4C4"/>
+          <w:right w:val="single" w:sz="6" w:space="0" w:color="AAB4C4"/>
+          <w:insideH w:val="single" w:sz="6" w:space="0" w:color="AAB4C4"/>
+          <w:insideV w:val="single" w:sz="6" w:space="0" w:color="AAB4C4"/>
+        </w:tblBorders>
+      </w:tblPr>
+      <w:tblGrid>
+        <w:gridCol w:w="2041"/>
+        <w:gridCol w:w="7030"/>
+      </w:tblGrid>
+      <w:tr>
+        <w:tc>
+          <w:tcPr>
+            <w:tcW w:type="dxa" w:w="4873"/>
+            <w:shd w:val="clear" w:fill="EAF0F8"/>
+          </w:tcPr>
+          <w:p>
             <w:pPr>
               <w:jc w:val="center"/>
             </w:pPr>
@@ -2187,10 +2262,1193 @@
             <w:r>
               <w:rPr>
                 <w:rFonts w:ascii="맑은 고딕" w:hAnsi="맑은 고딕" w:eastAsia="맑은 고딕" w:cs="맑은 고딕"/>
+                <w:b/>
+                <w:sz w:val="18"/>
+              </w:rPr>
+              <w:t>형상관리 도구</w:t>
+            </w:r>
+          </w:p>
+        </w:tc>
+        <w:tc>
+          <w:tcPr>
+            <w:tcW w:type="dxa" w:w="4873"/>
+          </w:tcPr>
+          <w:p>
+            <w:r/>
+            <w:r>
+              <w:rPr>
+                <w:rFonts w:ascii="맑은 고딕" w:hAnsi="맑은 고딕" w:eastAsia="맑은 고딕" w:cs="맑은 고딕"/>
                 <w:b w:val="0"/>
-                <w:sz w:val="19"/>
+                <w:sz w:val="18"/>
               </w:rPr>
-              <w:t>전자파일</w:t>
+              <w:t>Git / GitHub (원격 저장소) — Conventional Commits 규칙 적용</w:t>
+            </w:r>
+          </w:p>
+        </w:tc>
+      </w:tr>
+      <w:tr>
+        <w:tc>
+          <w:tcPr>
+            <w:tcW w:type="dxa" w:w="4873"/>
+            <w:shd w:val="clear" w:fill="EAF0F8"/>
+          </w:tcPr>
+          <w:p>
+            <w:pPr>
+              <w:jc w:val="center"/>
+            </w:pPr>
+            <w:r/>
+            <w:r>
+              <w:rPr>
+                <w:rFonts w:ascii="맑은 고딕" w:hAnsi="맑은 고딕" w:eastAsia="맑은 고딕" w:cs="맑은 고딕"/>
+                <w:b/>
+                <w:sz w:val="18"/>
+              </w:rPr>
+              <w:t>원격 저장소(Repository)</w:t>
+            </w:r>
+          </w:p>
+        </w:tc>
+        <w:tc>
+          <w:tcPr>
+            <w:tcW w:type="dxa" w:w="4873"/>
+          </w:tcPr>
+          <w:p>
+            <w:r/>
+            <w:r>
+              <w:rPr>
+                <w:rFonts w:ascii="맑은 고딕" w:hAnsi="맑은 고딕" w:eastAsia="맑은 고딕" w:cs="맑은 고딕"/>
+                <w:b w:val="0"/>
+                <w:sz w:val="18"/>
+              </w:rPr>
+              <w:t>github.com/roun0621-design/-1  (Private, 소유권 발주처 귀속)</w:t>
+            </w:r>
+          </w:p>
+        </w:tc>
+      </w:tr>
+      <w:tr>
+        <w:tc>
+          <w:tcPr>
+            <w:tcW w:type="dxa" w:w="4873"/>
+            <w:shd w:val="clear" w:fill="EAF0F8"/>
+          </w:tcPr>
+          <w:p>
+            <w:pPr>
+              <w:jc w:val="center"/>
+            </w:pPr>
+            <w:r/>
+            <w:r>
+              <w:rPr>
+                <w:rFonts w:ascii="맑은 고딕" w:hAnsi="맑은 고딕" w:eastAsia="맑은 고딕" w:cs="맑은 고딕"/>
+                <w:b/>
+                <w:sz w:val="18"/>
+              </w:rPr>
+              <w:t>브랜치 전략</w:t>
+            </w:r>
+          </w:p>
+        </w:tc>
+        <w:tc>
+          <w:tcPr>
+            <w:tcW w:type="dxa" w:w="4873"/>
+          </w:tcPr>
+          <w:p>
+            <w:r/>
+            <w:r>
+              <w:rPr>
+                <w:rFonts w:ascii="맑은 고딕" w:hAnsi="맑은 고딕" w:eastAsia="맑은 고딕" w:cs="맑은 고딕"/>
+                <w:b w:val="0"/>
+                <w:sz w:val="18"/>
+              </w:rPr>
+              <w:t>main(운영 반영) ← genspark_ai_developer(개발) — Pull Request 기반 병합</w:t>
+            </w:r>
+          </w:p>
+        </w:tc>
+      </w:tr>
+      <w:tr>
+        <w:tc>
+          <w:tcPr>
+            <w:tcW w:type="dxa" w:w="4873"/>
+            <w:shd w:val="clear" w:fill="EAF0F8"/>
+          </w:tcPr>
+          <w:p>
+            <w:pPr>
+              <w:jc w:val="center"/>
+            </w:pPr>
+            <w:r/>
+            <w:r>
+              <w:rPr>
+                <w:rFonts w:ascii="맑은 고딕" w:hAnsi="맑은 고딕" w:eastAsia="맑은 고딕" w:cs="맑은 고딕"/>
+                <w:b/>
+                <w:sz w:val="18"/>
+              </w:rPr>
+              <w:t>형상 이력</w:t>
+            </w:r>
+          </w:p>
+        </w:tc>
+        <w:tc>
+          <w:tcPr>
+            <w:tcW w:type="dxa" w:w="4873"/>
+          </w:tcPr>
+          <w:p>
+            <w:r/>
+            <w:r>
+              <w:rPr>
+                <w:rFonts w:ascii="맑은 고딕" w:hAnsi="맑은 고딕" w:eastAsia="맑은 고딕" w:cs="맑은 고딕"/>
+                <w:b w:val="0"/>
+                <w:sz w:val="18"/>
+              </w:rPr>
+              <w:t>총 289 커밋 / 최초 2026-02-18 ~ 최종 2026-06-25 / 추적 파일 253개 (소스 약 83,746 LOC)</w:t>
+            </w:r>
+          </w:p>
+        </w:tc>
+      </w:tr>
+    </w:tbl>
+    <w:p>
+      <w:pPr>
+        <w:spacing w:after="40" w:before="0"/>
+      </w:pPr>
+    </w:p>
+    <w:p>
+      <w:pPr>
+        <w:spacing w:after="160" w:before="0"/>
+      </w:pPr>
+      <w:r>
+        <w:rPr>
+          <w:rFonts w:ascii="맑은 고딕" w:hAnsi="맑은 고딕" w:eastAsia="맑은 고딕" w:cs="맑은 고딕"/>
+          <w:b w:val="0"/>
+          <w:color w:val="555555"/>
+          <w:sz w:val="18"/>
+        </w:rPr>
+        <w:t>※ 납품 방식 : 발주처가 GitHub 저장소의 소유권(Owner)을 이관받아 전체 소스·이력·산출물에 직접 접근하며, 전체 저장소 아카이브(.tar.gz)와 빌드 산출물(AAB)을 함께 전달함. 아래 커밋 해시는 GitHub에서 직접 조회·검증 가능함.</w:t>
+      </w:r>
+    </w:p>
+    <w:p>
+      <w:pPr>
+        <w:spacing w:after="60" w:before="160"/>
+      </w:pPr>
+      <w:r>
+        <w:rPr>
+          <w:rFonts w:ascii="맑은 고딕" w:hAnsi="맑은 고딕" w:eastAsia="맑은 고딕" w:cs="맑은 고딕"/>
+          <w:b/>
+          <w:color w:val="1F3764"/>
+          <w:sz w:val="22"/>
+        </w:rPr>
+        <w:t>[1] PWA 기반 앱 프로젝트 소스 일체 (Android TWA 래핑·AAB 빌드 설정 포함)</w:t>
+      </w:r>
+    </w:p>
+    <w:tbl>
+      <w:tblPr>
+        <w:tblW w:type="auto" w:w="0"/>
+        <w:jc w:val="center"/>
+        <w:tblLook w:firstColumn="1" w:firstRow="1" w:lastColumn="0" w:lastRow="0" w:noHBand="0" w:noVBand="1" w:val="04A0"/>
+        <w:tblBorders>
+          <w:top w:val="single" w:sz="6" w:space="0" w:color="AAB4C4"/>
+          <w:left w:val="single" w:sz="6" w:space="0" w:color="AAB4C4"/>
+          <w:bottom w:val="single" w:sz="6" w:space="0" w:color="AAB4C4"/>
+          <w:right w:val="single" w:sz="6" w:space="0" w:color="AAB4C4"/>
+          <w:insideH w:val="single" w:sz="6" w:space="0" w:color="AAB4C4"/>
+          <w:insideV w:val="single" w:sz="6" w:space="0" w:color="AAB4C4"/>
+        </w:tblBorders>
+      </w:tblPr>
+      <w:tblGrid>
+        <w:gridCol w:w="1814"/>
+        <w:gridCol w:w="7257"/>
+      </w:tblGrid>
+      <w:tr>
+        <w:tc>
+          <w:tcPr>
+            <w:tcW w:type="dxa" w:w="4873"/>
+            <w:shd w:val="clear" w:fill="F2F5FA"/>
+          </w:tcPr>
+          <w:p>
+            <w:pPr>
+              <w:jc w:val="center"/>
+            </w:pPr>
+            <w:r/>
+            <w:r>
+              <w:rPr>
+                <w:rFonts w:ascii="맑은 고딕" w:hAnsi="맑은 고딕" w:eastAsia="맑은 고딕" w:cs="맑은 고딕"/>
+                <w:b/>
+                <w:sz w:val="18"/>
+              </w:rPr>
+              <w:t>납품 형태·위치</w:t>
+            </w:r>
+          </w:p>
+        </w:tc>
+        <w:tc>
+          <w:tcPr>
+            <w:tcW w:type="dxa" w:w="4873"/>
+          </w:tcPr>
+          <w:p>
+            <w:r/>
+            <w:r>
+              <w:rPr>
+                <w:rFonts w:ascii="맑은 고딕" w:hAnsi="맑은 고딕" w:eastAsia="맑은 고딕" w:cs="맑은 고딕"/>
+                <w:b w:val="0"/>
+                <w:sz w:val="18"/>
+              </w:rPr>
+              <w:t>GitHub 저장소 내 소스로 관리. PWA 핵심 : public/manifest.json · public/sw.js(Service Worker) · public/push.js. Android TWA 설정 및 Digital Asset Links : public/.well-known/assetlinks.json. 빌드 산출물(서명 완료) : build/app-release-v2.aab (패키지 com.pacerise.node, versionCode 2 / v1.0.1).</w:t>
+            </w:r>
+          </w:p>
+        </w:tc>
+      </w:tr>
+      <w:tr>
+        <w:tc>
+          <w:tcPr>
+            <w:tcW w:type="dxa" w:w="4873"/>
+            <w:shd w:val="clear" w:fill="F2F5FA"/>
+          </w:tcPr>
+          <w:p>
+            <w:pPr>
+              <w:jc w:val="center"/>
+            </w:pPr>
+            <w:r/>
+            <w:r>
+              <w:rPr>
+                <w:rFonts w:ascii="맑은 고딕" w:hAnsi="맑은 고딕" w:eastAsia="맑은 고딕" w:cs="맑은 고딕"/>
+                <w:b/>
+                <w:sz w:val="18"/>
+              </w:rPr>
+              <w:t>Git 형상관리</w:t>
+            </w:r>
+          </w:p>
+        </w:tc>
+        <w:tc>
+          <w:tcPr>
+            <w:tcW w:type="dxa" w:w="4873"/>
+          </w:tcPr>
+          <w:p>
+            <w:r/>
+            <w:r>
+              <w:rPr>
+                <w:rFonts w:ascii="맑은 고딕" w:hAnsi="맑은 고딕" w:eastAsia="맑은 고딕" w:cs="맑은 고딕"/>
+                <w:b w:val="0"/>
+                <w:sz w:val="18"/>
+              </w:rPr>
+              <w:t>관련 주요 커밋 — e5eb04a "assetlinks 에 Play 앱 서명키 지문 추가(TWA 검증 완성)", 3ced214 "assetlinks.json 실제 값 입력", d5c078a "스토어(TWA) 준비 — manifest 보강 + assetlinks 서빙". 서명 키 정보 : build/KEYSTORE_INFO.txt, 키스토어 : build/pacerise-upload.keystore.</w:t>
+            </w:r>
+          </w:p>
+        </w:tc>
+      </w:tr>
+      <w:tr>
+        <w:tc>
+          <w:tcPr>
+            <w:tcW w:type="dxa" w:w="4873"/>
+            <w:shd w:val="clear" w:fill="F2F5FA"/>
+          </w:tcPr>
+          <w:p>
+            <w:pPr>
+              <w:jc w:val="center"/>
+            </w:pPr>
+            <w:r/>
+            <w:r>
+              <w:rPr>
+                <w:rFonts w:ascii="맑은 고딕" w:hAnsi="맑은 고딕" w:eastAsia="맑은 고딕" w:cs="맑은 고딕"/>
+                <w:b/>
+                <w:sz w:val="18"/>
+              </w:rPr>
+              <w:t>검증 근거</w:t>
+            </w:r>
+          </w:p>
+        </w:tc>
+        <w:tc>
+          <w:tcPr>
+            <w:tcW w:type="dxa" w:w="4873"/>
+          </w:tcPr>
+          <w:p>
+            <w:r/>
+            <w:r>
+              <w:rPr>
+                <w:rFonts w:ascii="맑은 고딕" w:hAnsi="맑은 고딕" w:eastAsia="맑은 고딕" w:cs="맑은 고딕"/>
+                <w:b w:val="0"/>
+                <w:sz w:val="18"/>
+              </w:rPr>
+              <w:t>AAB 파일 실재(약 1.0MB) 및 서명 키 지문이 assetlinks.json에 등록되어 TWA 검증 통과. 실기기(Android) 풀스크린 구동 확인 — 증빙 화면 [5] 앱 설치 안내 참조.</w:t>
+            </w:r>
+          </w:p>
+        </w:tc>
+      </w:tr>
+    </w:tbl>
+    <w:p>
+      <w:pPr>
+        <w:spacing w:after="60" w:before="160"/>
+      </w:pPr>
+      <w:r>
+        <w:rPr>
+          <w:rFonts w:ascii="맑은 고딕" w:hAnsi="맑은 고딕" w:eastAsia="맑은 고딕" w:cs="맑은 고딕"/>
+          <w:b/>
+          <w:color w:val="1F3764"/>
+          <w:sz w:val="22"/>
+        </w:rPr>
+        <w:t>[2] 앱 빌드·배포 가이드 (발주처 자체 빌드·업로드용)</w:t>
+      </w:r>
+    </w:p>
+    <w:tbl>
+      <w:tblPr>
+        <w:tblW w:type="auto" w:w="0"/>
+        <w:jc w:val="center"/>
+        <w:tblLook w:firstColumn="1" w:firstRow="1" w:lastColumn="0" w:lastRow="0" w:noHBand="0" w:noVBand="1" w:val="04A0"/>
+        <w:tblBorders>
+          <w:top w:val="single" w:sz="6" w:space="0" w:color="AAB4C4"/>
+          <w:left w:val="single" w:sz="6" w:space="0" w:color="AAB4C4"/>
+          <w:bottom w:val="single" w:sz="6" w:space="0" w:color="AAB4C4"/>
+          <w:right w:val="single" w:sz="6" w:space="0" w:color="AAB4C4"/>
+          <w:insideH w:val="single" w:sz="6" w:space="0" w:color="AAB4C4"/>
+          <w:insideV w:val="single" w:sz="6" w:space="0" w:color="AAB4C4"/>
+        </w:tblBorders>
+      </w:tblPr>
+      <w:tblGrid>
+        <w:gridCol w:w="1814"/>
+        <w:gridCol w:w="7257"/>
+      </w:tblGrid>
+      <w:tr>
+        <w:tc>
+          <w:tcPr>
+            <w:tcW w:type="dxa" w:w="4873"/>
+            <w:shd w:val="clear" w:fill="F2F5FA"/>
+          </w:tcPr>
+          <w:p>
+            <w:pPr>
+              <w:jc w:val="center"/>
+            </w:pPr>
+            <w:r/>
+            <w:r>
+              <w:rPr>
+                <w:rFonts w:ascii="맑은 고딕" w:hAnsi="맑은 고딕" w:eastAsia="맑은 고딕" w:cs="맑은 고딕"/>
+                <w:b/>
+                <w:sz w:val="18"/>
+              </w:rPr>
+              <w:t>납품 형태·위치</w:t>
+            </w:r>
+          </w:p>
+        </w:tc>
+        <w:tc>
+          <w:tcPr>
+            <w:tcW w:type="dxa" w:w="4873"/>
+          </w:tcPr>
+          <w:p>
+            <w:r/>
+            <w:r>
+              <w:rPr>
+                <w:rFonts w:ascii="맑은 고딕" w:hAnsi="맑은 고딕" w:eastAsia="맑은 고딕" w:cs="맑은 고딕"/>
+                <w:b w:val="0"/>
+                <w:sz w:val="18"/>
+              </w:rPr>
+              <w:t>문서 산출물(HTML/PDF) : evidence/app_build_guide_report.html. Google Play Console 업로드 절차(AAB 업로드 → 내부테스트 → 프로덕션) 및 키 서명 안내 포함.</w:t>
+            </w:r>
+          </w:p>
+        </w:tc>
+      </w:tr>
+      <w:tr>
+        <w:tc>
+          <w:tcPr>
+            <w:tcW w:type="dxa" w:w="4873"/>
+            <w:shd w:val="clear" w:fill="F2F5FA"/>
+          </w:tcPr>
+          <w:p>
+            <w:pPr>
+              <w:jc w:val="center"/>
+            </w:pPr>
+            <w:r/>
+            <w:r>
+              <w:rPr>
+                <w:rFonts w:ascii="맑은 고딕" w:hAnsi="맑은 고딕" w:eastAsia="맑은 고딕" w:cs="맑은 고딕"/>
+                <w:b/>
+                <w:sz w:val="18"/>
+              </w:rPr>
+              <w:t>Git 형상관리</w:t>
+            </w:r>
+          </w:p>
+        </w:tc>
+        <w:tc>
+          <w:tcPr>
+            <w:tcW w:type="dxa" w:w="4873"/>
+          </w:tcPr>
+          <w:p>
+            <w:r/>
+            <w:r>
+              <w:rPr>
+                <w:rFonts w:ascii="맑은 고딕" w:hAnsi="맑은 고딕" w:eastAsia="맑은 고딕" w:cs="맑은 고딕"/>
+                <w:b w:val="0"/>
+                <w:sz w:val="18"/>
+              </w:rPr>
+              <w:t>Play 스토어 자산 커밋 — 74fe711 "Play 스토어 그래픽이미지(1024x500) 템플릿 추가". 스토어 자산 디렉터리 : playstore_assets/ (아카이브 playstore_assets_2026-06-15.tar.gz).</w:t>
+            </w:r>
+          </w:p>
+        </w:tc>
+      </w:tr>
+      <w:tr>
+        <w:tc>
+          <w:tcPr>
+            <w:tcW w:type="dxa" w:w="4873"/>
+            <w:shd w:val="clear" w:fill="F2F5FA"/>
+          </w:tcPr>
+          <w:p>
+            <w:pPr>
+              <w:jc w:val="center"/>
+            </w:pPr>
+            <w:r/>
+            <w:r>
+              <w:rPr>
+                <w:rFonts w:ascii="맑은 고딕" w:hAnsi="맑은 고딕" w:eastAsia="맑은 고딕" w:cs="맑은 고딕"/>
+                <w:b/>
+                <w:sz w:val="18"/>
+              </w:rPr>
+              <w:t>검증 근거</w:t>
+            </w:r>
+          </w:p>
+        </w:tc>
+        <w:tc>
+          <w:tcPr>
+            <w:tcW w:type="dxa" w:w="4873"/>
+          </w:tcPr>
+          <w:p>
+            <w:r/>
+            <w:r>
+              <w:rPr>
+                <w:rFonts w:ascii="맑은 고딕" w:hAnsi="맑은 고딕" w:eastAsia="맑은 고딕" w:cs="맑은 고딕"/>
+                <w:b w:val="0"/>
+                <w:sz w:val="18"/>
+              </w:rPr>
+              <w:t>실제 빌드·스토어 업로드는 과업 범위상 발주처가 수행. 본 용역은 발주처가 자체 수행 가능하도록 가이드 문서 + 서명 키 + AAB를 일체 제공(과업지시서 SFR-001 산출정보 일치).</w:t>
+            </w:r>
+          </w:p>
+        </w:tc>
+      </w:tr>
+    </w:tbl>
+    <w:p>
+      <w:pPr>
+        <w:spacing w:after="60" w:before="160"/>
+      </w:pPr>
+      <w:r>
+        <w:rPr>
+          <w:rFonts w:ascii="맑은 고딕" w:hAnsi="맑은 고딕" w:eastAsia="맑은 고딕" w:cs="맑은 고딕"/>
+          <w:b/>
+          <w:color w:val="1F3764"/>
+          <w:sz w:val="22"/>
+        </w:rPr>
+        <w:t>[3] AWS 클라우드 아키텍처 구성도·실측 IP</w:t>
+      </w:r>
+    </w:p>
+    <w:tbl>
+      <w:tblPr>
+        <w:tblW w:type="auto" w:w="0"/>
+        <w:jc w:val="center"/>
+        <w:tblLook w:firstColumn="1" w:firstRow="1" w:lastColumn="0" w:lastRow="0" w:noHBand="0" w:noVBand="1" w:val="04A0"/>
+        <w:tblBorders>
+          <w:top w:val="single" w:sz="6" w:space="0" w:color="AAB4C4"/>
+          <w:left w:val="single" w:sz="6" w:space="0" w:color="AAB4C4"/>
+          <w:bottom w:val="single" w:sz="6" w:space="0" w:color="AAB4C4"/>
+          <w:right w:val="single" w:sz="6" w:space="0" w:color="AAB4C4"/>
+          <w:insideH w:val="single" w:sz="6" w:space="0" w:color="AAB4C4"/>
+          <w:insideV w:val="single" w:sz="6" w:space="0" w:color="AAB4C4"/>
+        </w:tblBorders>
+      </w:tblPr>
+      <w:tblGrid>
+        <w:gridCol w:w="1814"/>
+        <w:gridCol w:w="7257"/>
+      </w:tblGrid>
+      <w:tr>
+        <w:tc>
+          <w:tcPr>
+            <w:tcW w:type="dxa" w:w="4873"/>
+            <w:shd w:val="clear" w:fill="F2F5FA"/>
+          </w:tcPr>
+          <w:p>
+            <w:pPr>
+              <w:jc w:val="center"/>
+            </w:pPr>
+            <w:r/>
+            <w:r>
+              <w:rPr>
+                <w:rFonts w:ascii="맑은 고딕" w:hAnsi="맑은 고딕" w:eastAsia="맑은 고딕" w:cs="맑은 고딕"/>
+                <w:b/>
+                <w:sz w:val="18"/>
+              </w:rPr>
+              <w:t>납품 형태·위치</w:t>
+            </w:r>
+          </w:p>
+        </w:tc>
+        <w:tc>
+          <w:tcPr>
+            <w:tcW w:type="dxa" w:w="4873"/>
+          </w:tcPr>
+          <w:p>
+            <w:r/>
+            <w:r>
+              <w:rPr>
+                <w:rFonts w:ascii="맑은 고딕" w:hAnsi="맑은 고딕" w:eastAsia="맑은 고딕" w:cs="맑은 고딕"/>
+                <w:b w:val="0"/>
+                <w:sz w:val="18"/>
+              </w:rPr>
+              <w:t>문서 산출물 : evidence/aws_report.html (아키텍처 구성도·실측 배포 IP). 운영 환경 : AWS 서울 리전(ap-northeast-2), Node.js 20 / Express, PM2 무중단 운영, 운영 도메인 pace-rise-node.com 연결, 헬스체크 /api/health.</w:t>
+            </w:r>
+          </w:p>
+        </w:tc>
+      </w:tr>
+      <w:tr>
+        <w:tc>
+          <w:tcPr>
+            <w:tcW w:type="dxa" w:w="4873"/>
+            <w:shd w:val="clear" w:fill="F2F5FA"/>
+          </w:tcPr>
+          <w:p>
+            <w:pPr>
+              <w:jc w:val="center"/>
+            </w:pPr>
+            <w:r/>
+            <w:r>
+              <w:rPr>
+                <w:rFonts w:ascii="맑은 고딕" w:hAnsi="맑은 고딕" w:eastAsia="맑은 고딕" w:cs="맑은 고딕"/>
+                <w:b/>
+                <w:sz w:val="18"/>
+              </w:rPr>
+              <w:t>Git 형상관리</w:t>
+            </w:r>
+          </w:p>
+        </w:tc>
+        <w:tc>
+          <w:tcPr>
+            <w:tcW w:type="dxa" w:w="4873"/>
+          </w:tcPr>
+          <w:p>
+            <w:r/>
+            <w:r>
+              <w:rPr>
+                <w:rFonts w:ascii="맑은 고딕" w:hAnsi="맑은 고딕" w:eastAsia="맑은 고딕" w:cs="맑은 고딕"/>
+                <w:b w:val="0"/>
+                <w:sz w:val="18"/>
+              </w:rPr>
+              <w:t>운영 백업·배포 관련 커밋 — 37a04ae "PostgreSQL pg_dump → S3 백업 스크립트 추가", 101a606 "pg_backup .env를 __dirname 기준 로드(cron 대비)". 백업 모듈 : lib/backupS3.js.</w:t>
+            </w:r>
+          </w:p>
+        </w:tc>
+      </w:tr>
+      <w:tr>
+        <w:tc>
+          <w:tcPr>
+            <w:tcW w:type="dxa" w:w="4873"/>
+            <w:shd w:val="clear" w:fill="F2F5FA"/>
+          </w:tcPr>
+          <w:p>
+            <w:pPr>
+              <w:jc w:val="center"/>
+            </w:pPr>
+            <w:r/>
+            <w:r>
+              <w:rPr>
+                <w:rFonts w:ascii="맑은 고딕" w:hAnsi="맑은 고딕" w:eastAsia="맑은 고딕" w:cs="맑은 고딕"/>
+                <w:b/>
+                <w:sz w:val="18"/>
+              </w:rPr>
+              <w:t>검증 근거</w:t>
+            </w:r>
+          </w:p>
+        </w:tc>
+        <w:tc>
+          <w:tcPr>
+            <w:tcW w:type="dxa" w:w="4873"/>
+          </w:tcPr>
+          <w:p>
+            <w:r/>
+            <w:r>
+              <w:rPr>
+                <w:rFonts w:ascii="맑은 고딕" w:hAnsi="맑은 고딕" w:eastAsia="맑은 고딕" w:cs="맑은 고딕"/>
+                <w:b w:val="0"/>
+                <w:sz w:val="18"/>
+              </w:rPr>
+              <w:t>운영 도메인 HTTP 200 정상 응답(실 서비스 가동 중), /api/health 응답 캡처. 실 운영 대회 데이터는 공개 API /api/competitions 로 외부 확인 가능.</w:t>
+            </w:r>
+          </w:p>
+        </w:tc>
+      </w:tr>
+    </w:tbl>
+    <w:p>
+      <w:pPr>
+        <w:spacing w:after="60" w:before="160"/>
+      </w:pPr>
+      <w:r>
+        <w:rPr>
+          <w:rFonts w:ascii="맑은 고딕" w:hAnsi="맑은 고딕" w:eastAsia="맑은 고딕" w:cs="맑은 고딕"/>
+          <w:b/>
+          <w:color w:val="1F3764"/>
+          <w:sz w:val="22"/>
+        </w:rPr>
+        <w:t>[4] SQLite → PostgreSQL 이관 검증 리포트</w:t>
+      </w:r>
+    </w:p>
+    <w:tbl>
+      <w:tblPr>
+        <w:tblW w:type="auto" w:w="0"/>
+        <w:jc w:val="center"/>
+        <w:tblLook w:firstColumn="1" w:firstRow="1" w:lastColumn="0" w:lastRow="0" w:noHBand="0" w:noVBand="1" w:val="04A0"/>
+        <w:tblBorders>
+          <w:top w:val="single" w:sz="6" w:space="0" w:color="AAB4C4"/>
+          <w:left w:val="single" w:sz="6" w:space="0" w:color="AAB4C4"/>
+          <w:bottom w:val="single" w:sz="6" w:space="0" w:color="AAB4C4"/>
+          <w:right w:val="single" w:sz="6" w:space="0" w:color="AAB4C4"/>
+          <w:insideH w:val="single" w:sz="6" w:space="0" w:color="AAB4C4"/>
+          <w:insideV w:val="single" w:sz="6" w:space="0" w:color="AAB4C4"/>
+        </w:tblBorders>
+      </w:tblPr>
+      <w:tblGrid>
+        <w:gridCol w:w="1814"/>
+        <w:gridCol w:w="7257"/>
+      </w:tblGrid>
+      <w:tr>
+        <w:tc>
+          <w:tcPr>
+            <w:tcW w:type="dxa" w:w="4873"/>
+            <w:shd w:val="clear" w:fill="F2F5FA"/>
+          </w:tcPr>
+          <w:p>
+            <w:pPr>
+              <w:jc w:val="center"/>
+            </w:pPr>
+            <w:r/>
+            <w:r>
+              <w:rPr>
+                <w:rFonts w:ascii="맑은 고딕" w:hAnsi="맑은 고딕" w:eastAsia="맑은 고딕" w:cs="맑은 고딕"/>
+                <w:b/>
+                <w:sz w:val="18"/>
+              </w:rPr>
+              <w:t>납품 형태·위치</w:t>
+            </w:r>
+          </w:p>
+        </w:tc>
+        <w:tc>
+          <w:tcPr>
+            <w:tcW w:type="dxa" w:w="4873"/>
+          </w:tcPr>
+          <w:p>
+            <w:r/>
+            <w:r>
+              <w:rPr>
+                <w:rFonts w:ascii="맑은 고딕" w:hAnsi="맑은 고딕" w:eastAsia="맑은 고딕" w:cs="맑은 고딕"/>
+                <w:b w:val="0"/>
+                <w:sz w:val="18"/>
+              </w:rPr>
+              <w:t>스키마 파일 : db/schema.pg.sql (CREATE TABLE 40종 정의). 이관 스크립트 : scripts/migrate_sqlite_to_postgres.js, scripts/sqlite_to_postgres_schema.js, scripts/test_db_postgres.js. 검증 리포트 : evidence/migration_report.html. 이중 백엔드 구성 : 환경변수 DB_BACKEND(sqlite|postgres) — lib/db.js.</w:t>
+            </w:r>
+          </w:p>
+        </w:tc>
+      </w:tr>
+      <w:tr>
+        <w:tc>
+          <w:tcPr>
+            <w:tcW w:type="dxa" w:w="4873"/>
+            <w:shd w:val="clear" w:fill="F2F5FA"/>
+          </w:tcPr>
+          <w:p>
+            <w:pPr>
+              <w:jc w:val="center"/>
+            </w:pPr>
+            <w:r/>
+            <w:r>
+              <w:rPr>
+                <w:rFonts w:ascii="맑은 고딕" w:hAnsi="맑은 고딕" w:eastAsia="맑은 고딕" w:cs="맑은 고딕"/>
+                <w:b/>
+                <w:sz w:val="18"/>
+              </w:rPr>
+              <w:t>Git 형상관리</w:t>
+            </w:r>
+          </w:p>
+        </w:tc>
+        <w:tc>
+          <w:tcPr>
+            <w:tcW w:type="dxa" w:w="4873"/>
+          </w:tcPr>
+          <w:p>
+            <w:r/>
+            <w:r>
+              <w:rPr>
+                <w:rFonts w:ascii="맑은 고딕" w:hAnsi="맑은 고딕" w:eastAsia="맑은 고딕" w:cs="맑은 고딕"/>
+                <w:b w:val="0"/>
+                <w:sz w:val="18"/>
+              </w:rPr>
+              <w:t>관련 주요 커밋 — 53a829b "PostgreSQL 호환 — db.prepare() → 비동기 db.get/all/run 일괄 마이그레이션", db48139 "운영 PG DB 호환성 회복 — datetime(now) 제거 + 멱등 컬럼 마이그레이션", d4be527 "상장·문자 테이블 PG 누락 복구". FK 위상정렬 이관 + 시퀀스 재설정 적용.</w:t>
+            </w:r>
+          </w:p>
+        </w:tc>
+      </w:tr>
+      <w:tr>
+        <w:tc>
+          <w:tcPr>
+            <w:tcW w:type="dxa" w:w="4873"/>
+            <w:shd w:val="clear" w:fill="F2F5FA"/>
+          </w:tcPr>
+          <w:p>
+            <w:pPr>
+              <w:jc w:val="center"/>
+            </w:pPr>
+            <w:r/>
+            <w:r>
+              <w:rPr>
+                <w:rFonts w:ascii="맑은 고딕" w:hAnsi="맑은 고딕" w:eastAsia="맑은 고딕" w:cs="맑은 고딕"/>
+                <w:b/>
+                <w:sz w:val="18"/>
+              </w:rPr>
+              <w:t>검증 근거</w:t>
+            </w:r>
+          </w:p>
+        </w:tc>
+        <w:tc>
+          <w:tcPr>
+            <w:tcW w:type="dxa" w:w="4873"/>
+          </w:tcPr>
+          <w:p>
+            <w:r/>
+            <w:r>
+              <w:rPr>
+                <w:rFonts w:ascii="맑은 고딕" w:hAnsi="맑은 고딕" w:eastAsia="맑은 고딕" w:cs="맑은 고딕"/>
+                <w:b w:val="0"/>
+                <w:sz w:val="18"/>
+              </w:rPr>
+              <w:t>전 테이블 건수 대조 검증 : 34개 테이블 / 7,075행 → 34 PASS · 0 FAIL (전체 일치). /api/health 로 SQLite·PostgreSQL 양측 정상 응답 확인.</w:t>
+            </w:r>
+          </w:p>
+        </w:tc>
+      </w:tr>
+    </w:tbl>
+    <w:p>
+      <w:r>
+        <w:br w:type="page"/>
+      </w:r>
+    </w:p>
+    <w:p>
+      <w:pPr>
+        <w:spacing w:after="60" w:before="160"/>
+      </w:pPr>
+      <w:r>
+        <w:rPr>
+          <w:rFonts w:ascii="맑은 고딕" w:hAnsi="맑은 고딕" w:eastAsia="맑은 고딕" w:cs="맑은 고딕"/>
+          <w:b/>
+          <w:color w:val="1F3764"/>
+          <w:sz w:val="22"/>
+        </w:rPr>
+        <w:t>[5] HTTPS(SSL/TLS) 적용 내역서</w:t>
+      </w:r>
+    </w:p>
+    <w:tbl>
+      <w:tblPr>
+        <w:tblW w:type="auto" w:w="0"/>
+        <w:jc w:val="center"/>
+        <w:tblLook w:firstColumn="1" w:firstRow="1" w:lastColumn="0" w:lastRow="0" w:noHBand="0" w:noVBand="1" w:val="04A0"/>
+        <w:tblBorders>
+          <w:top w:val="single" w:sz="6" w:space="0" w:color="AAB4C4"/>
+          <w:left w:val="single" w:sz="6" w:space="0" w:color="AAB4C4"/>
+          <w:bottom w:val="single" w:sz="6" w:space="0" w:color="AAB4C4"/>
+          <w:right w:val="single" w:sz="6" w:space="0" w:color="AAB4C4"/>
+          <w:insideH w:val="single" w:sz="6" w:space="0" w:color="AAB4C4"/>
+          <w:insideV w:val="single" w:sz="6" w:space="0" w:color="AAB4C4"/>
+        </w:tblBorders>
+      </w:tblPr>
+      <w:tblGrid>
+        <w:gridCol w:w="1814"/>
+        <w:gridCol w:w="7257"/>
+      </w:tblGrid>
+      <w:tr>
+        <w:tc>
+          <w:tcPr>
+            <w:tcW w:type="dxa" w:w="4873"/>
+            <w:shd w:val="clear" w:fill="F2F5FA"/>
+          </w:tcPr>
+          <w:p>
+            <w:pPr>
+              <w:jc w:val="center"/>
+            </w:pPr>
+            <w:r/>
+            <w:r>
+              <w:rPr>
+                <w:rFonts w:ascii="맑은 고딕" w:hAnsi="맑은 고딕" w:eastAsia="맑은 고딕" w:cs="맑은 고딕"/>
+                <w:b/>
+                <w:sz w:val="18"/>
+              </w:rPr>
+              <w:t>납품 형태·위치</w:t>
+            </w:r>
+          </w:p>
+        </w:tc>
+        <w:tc>
+          <w:tcPr>
+            <w:tcW w:type="dxa" w:w="4873"/>
+          </w:tcPr>
+          <w:p>
+            <w:r/>
+            <w:r>
+              <w:rPr>
+                <w:rFonts w:ascii="맑은 고딕" w:hAnsi="맑은 고딕" w:eastAsia="맑은 고딕" w:cs="맑은 고딕"/>
+                <w:b w:val="0"/>
+                <w:sz w:val="18"/>
+              </w:rPr>
+              <w:t>문서 산출물 : evidence/https_report.html. Let's Encrypt 인증서로 운영 도메인 전 구간 HTTPS(SSL/TLS) 적용. 접근 인증 : JWT 기반 로그인 + 권한 분리(심판/운영/관리자) — lib/auth/jwt.js · lib/auth/middleware.js · lib/auth/migrations.js. API 호출 속도 제한 : 환경변수 RATE_LIMIT_MAX.</w:t>
+            </w:r>
+          </w:p>
+        </w:tc>
+      </w:tr>
+      <w:tr>
+        <w:tc>
+          <w:tcPr>
+            <w:tcW w:type="dxa" w:w="4873"/>
+            <w:shd w:val="clear" w:fill="F2F5FA"/>
+          </w:tcPr>
+          <w:p>
+            <w:pPr>
+              <w:jc w:val="center"/>
+            </w:pPr>
+            <w:r/>
+            <w:r>
+              <w:rPr>
+                <w:rFonts w:ascii="맑은 고딕" w:hAnsi="맑은 고딕" w:eastAsia="맑은 고딕" w:cs="맑은 고딕"/>
+                <w:b/>
+                <w:sz w:val="18"/>
+              </w:rPr>
+              <w:t>Git 형상관리</w:t>
+            </w:r>
+          </w:p>
+        </w:tc>
+        <w:tc>
+          <w:tcPr>
+            <w:tcW w:type="dxa" w:w="4873"/>
+          </w:tcPr>
+          <w:p>
+            <w:r/>
+            <w:r>
+              <w:rPr>
+                <w:rFonts w:ascii="맑은 고딕" w:hAnsi="맑은 고딕" w:eastAsia="맑은 고딕" w:cs="맑은 고딕"/>
+                <w:b w:val="0"/>
+                <w:sz w:val="18"/>
+              </w:rPr>
+              <w:t>관련 주요 커밋 — 65bb5a9 "JWT/Refresh 기반 로그인 인프라 도입(DB 마이그레이션+헬퍼)", 4517517 "runAuthMigrations PG 모드 스킵 원인 픽스", f107e76 "RATE_LIMIT_MAX env화 + HTTPS 점검범위 정직화".</w:t>
+            </w:r>
+          </w:p>
+        </w:tc>
+      </w:tr>
+      <w:tr>
+        <w:tc>
+          <w:tcPr>
+            <w:tcW w:type="dxa" w:w="4873"/>
+            <w:shd w:val="clear" w:fill="F2F5FA"/>
+          </w:tcPr>
+          <w:p>
+            <w:pPr>
+              <w:jc w:val="center"/>
+            </w:pPr>
+            <w:r/>
+            <w:r>
+              <w:rPr>
+                <w:rFonts w:ascii="맑은 고딕" w:hAnsi="맑은 고딕" w:eastAsia="맑은 고딕" w:cs="맑은 고딕"/>
+                <w:b/>
+                <w:sz w:val="18"/>
+              </w:rPr>
+              <w:t>검증 근거</w:t>
+            </w:r>
+          </w:p>
+        </w:tc>
+        <w:tc>
+          <w:tcPr>
+            <w:tcW w:type="dxa" w:w="4873"/>
+          </w:tcPr>
+          <w:p>
+            <w:r/>
+            <w:r>
+              <w:rPr>
+                <w:rFonts w:ascii="맑은 고딕" w:hAnsi="맑은 고딕" w:eastAsia="맑은 고딕" w:cs="맑은 고딕"/>
+                <w:b w:val="0"/>
+                <w:sz w:val="18"/>
+              </w:rPr>
+              <w:t>운영 도메인 HTTPS 적용 후 HTTP 200 응답, 브라우저 자물쇠(보안 연결) 표시. ※ 본 과업 보안 범위는 HTTPS 적용·접근 인증까지이며, 모의해킹·취약점 진단은 과업 범위 외(과업지시서 SER-001 명시).</w:t>
+            </w:r>
+          </w:p>
+        </w:tc>
+      </w:tr>
+    </w:tbl>
+    <w:p>
+      <w:pPr>
+        <w:spacing w:after="60" w:before="160"/>
+      </w:pPr>
+      <w:r>
+        <w:rPr>
+          <w:rFonts w:ascii="맑은 고딕" w:hAnsi="맑은 고딕" w:eastAsia="맑은 고딕" w:cs="맑은 고딕"/>
+          <w:b/>
+          <w:color w:val="1F3764"/>
+          <w:sz w:val="22"/>
+        </w:rPr>
+        <w:t>[6] ‘노드(Node)’ 경기운영시스템 웹 UI/UX 개편 화면(전·후)·배포 URL</w:t>
+      </w:r>
+    </w:p>
+    <w:tbl>
+      <w:tblPr>
+        <w:tblW w:type="auto" w:w="0"/>
+        <w:jc w:val="center"/>
+        <w:tblLook w:firstColumn="1" w:firstRow="1" w:lastColumn="0" w:lastRow="0" w:noHBand="0" w:noVBand="1" w:val="04A0"/>
+        <w:tblBorders>
+          <w:top w:val="single" w:sz="6" w:space="0" w:color="AAB4C4"/>
+          <w:left w:val="single" w:sz="6" w:space="0" w:color="AAB4C4"/>
+          <w:bottom w:val="single" w:sz="6" w:space="0" w:color="AAB4C4"/>
+          <w:right w:val="single" w:sz="6" w:space="0" w:color="AAB4C4"/>
+          <w:insideH w:val="single" w:sz="6" w:space="0" w:color="AAB4C4"/>
+          <w:insideV w:val="single" w:sz="6" w:space="0" w:color="AAB4C4"/>
+        </w:tblBorders>
+      </w:tblPr>
+      <w:tblGrid>
+        <w:gridCol w:w="1814"/>
+        <w:gridCol w:w="7257"/>
+      </w:tblGrid>
+      <w:tr>
+        <w:tc>
+          <w:tcPr>
+            <w:tcW w:type="dxa" w:w="4873"/>
+            <w:shd w:val="clear" w:fill="F2F5FA"/>
+          </w:tcPr>
+          <w:p>
+            <w:pPr>
+              <w:jc w:val="center"/>
+            </w:pPr>
+            <w:r/>
+            <w:r>
+              <w:rPr>
+                <w:rFonts w:ascii="맑은 고딕" w:hAnsi="맑은 고딕" w:eastAsia="맑은 고딕" w:cs="맑은 고딕"/>
+                <w:b/>
+                <w:sz w:val="18"/>
+              </w:rPr>
+              <w:t>납품 형태·위치</w:t>
+            </w:r>
+          </w:p>
+        </w:tc>
+        <w:tc>
+          <w:tcPr>
+            <w:tcW w:type="dxa" w:w="4873"/>
+          </w:tcPr>
+          <w:p>
+            <w:r/>
+            <w:r>
+              <w:rPr>
+                <w:rFonts w:ascii="맑은 고딕" w:hAnsi="맑은 고딕" w:eastAsia="맑은 고딕" w:cs="맑은 고딕"/>
+                <w:b w:val="0"/>
+                <w:sz w:val="18"/>
+              </w:rPr>
+              <w:t>개편 전·후 비교 문서 : evidence/web_before_after_report.html, evidence/web_improvement_detail.html. 배포 URL : https://pace-rise-node.com (운영 중). 대회 목록 연맹별 그룹화·뱃지, RECENT 영역, 경기 운영 모니터(실시간 출석 집계) 등.</w:t>
+            </w:r>
+          </w:p>
+        </w:tc>
+      </w:tr>
+      <w:tr>
+        <w:tc>
+          <w:tcPr>
+            <w:tcW w:type="dxa" w:w="4873"/>
+            <w:shd w:val="clear" w:fill="F2F5FA"/>
+          </w:tcPr>
+          <w:p>
+            <w:pPr>
+              <w:jc w:val="center"/>
+            </w:pPr>
+            <w:r/>
+            <w:r>
+              <w:rPr>
+                <w:rFonts w:ascii="맑은 고딕" w:hAnsi="맑은 고딕" w:eastAsia="맑은 고딕" w:cs="맑은 고딕"/>
+                <w:b/>
+                <w:sz w:val="18"/>
+              </w:rPr>
+              <w:t>Git 형상관리</w:t>
+            </w:r>
+          </w:p>
+        </w:tc>
+        <w:tc>
+          <w:tcPr>
+            <w:tcW w:type="dxa" w:w="4873"/>
+          </w:tcPr>
+          <w:p>
+            <w:r/>
+            <w:r>
+              <w:rPr>
+                <w:rFonts w:ascii="맑은 고딕" w:hAnsi="맑은 고딕" w:eastAsia="맑은 고딕" w:cs="맑은 고딕"/>
+                <w:b w:val="0"/>
+                <w:sz w:val="18"/>
+              </w:rPr>
+              <w:t>★ 개편 전·후를 git 이력으로 명확히 식별 — 개편 전 기준 커밋 ca3d736 "노출용 대회 시스템 전면 구현" → 개편 후 main 브랜치 최신. 관련 커밋 — c8fa386 "대회 홈 노출 강제 설정 home_visibility", 57be4ec "자동 레이아웃 정리 — 빈 라운드 열 자동 숨김".</w:t>
+            </w:r>
+          </w:p>
+        </w:tc>
+      </w:tr>
+      <w:tr>
+        <w:tc>
+          <w:tcPr>
+            <w:tcW w:type="dxa" w:w="4873"/>
+            <w:shd w:val="clear" w:fill="F2F5FA"/>
+          </w:tcPr>
+          <w:p>
+            <w:pPr>
+              <w:jc w:val="center"/>
+            </w:pPr>
+            <w:r/>
+            <w:r>
+              <w:rPr>
+                <w:rFonts w:ascii="맑은 고딕" w:hAnsi="맑은 고딕" w:eastAsia="맑은 고딕" w:cs="맑은 고딕"/>
+                <w:b/>
+                <w:sz w:val="18"/>
+              </w:rPr>
+              <w:t>검증 근거</w:t>
+            </w:r>
+          </w:p>
+        </w:tc>
+        <w:tc>
+          <w:tcPr>
+            <w:tcW w:type="dxa" w:w="4873"/>
+          </w:tcPr>
+          <w:p>
+            <w:r/>
+            <w:r>
+              <w:rPr>
+                <w:rFonts w:ascii="맑은 고딕" w:hAnsi="맑은 고딕" w:eastAsia="맑은 고딕" w:cs="맑은 고딕"/>
+                <w:b w:val="0"/>
+                <w:sz w:val="18"/>
+              </w:rPr>
+              <w:t>운영 서비스에서 직접 캡처한 개편 후 화면(증빙 [1]~[4]). 개편 전 화면은 git checkout ca3d736 으로 재현 가능(형상관리로 전·후 추적성 확보).</w:t>
+            </w:r>
+          </w:p>
+        </w:tc>
+      </w:tr>
+    </w:tbl>
+    <w:p>
+      <w:pPr>
+        <w:spacing w:after="60" w:before="160"/>
+      </w:pPr>
+      <w:r>
+        <w:rPr>
+          <w:rFonts w:ascii="맑은 고딕" w:hAnsi="맑은 고딕" w:eastAsia="맑은 고딕" w:cs="맑은 고딕"/>
+          <w:b/>
+          <w:color w:val="1F3764"/>
+          <w:sz w:val="22"/>
+        </w:rPr>
+        <w:t>[7] 전체 소스코드 일체 (소유권 발주처 귀속)</w:t>
+      </w:r>
+    </w:p>
+    <w:tbl>
+      <w:tblPr>
+        <w:tblW w:type="auto" w:w="0"/>
+        <w:jc w:val="center"/>
+        <w:tblLook w:firstColumn="1" w:firstRow="1" w:lastColumn="0" w:lastRow="0" w:noHBand="0" w:noVBand="1" w:val="04A0"/>
+        <w:tblBorders>
+          <w:top w:val="single" w:sz="6" w:space="0" w:color="AAB4C4"/>
+          <w:left w:val="single" w:sz="6" w:space="0" w:color="AAB4C4"/>
+          <w:bottom w:val="single" w:sz="6" w:space="0" w:color="AAB4C4"/>
+          <w:right w:val="single" w:sz="6" w:space="0" w:color="AAB4C4"/>
+          <w:insideH w:val="single" w:sz="6" w:space="0" w:color="AAB4C4"/>
+          <w:insideV w:val="single" w:sz="6" w:space="0" w:color="AAB4C4"/>
+        </w:tblBorders>
+      </w:tblPr>
+      <w:tblGrid>
+        <w:gridCol w:w="1814"/>
+        <w:gridCol w:w="7257"/>
+      </w:tblGrid>
+      <w:tr>
+        <w:tc>
+          <w:tcPr>
+            <w:tcW w:type="dxa" w:w="4873"/>
+            <w:shd w:val="clear" w:fill="F2F5FA"/>
+          </w:tcPr>
+          <w:p>
+            <w:pPr>
+              <w:jc w:val="center"/>
+            </w:pPr>
+            <w:r/>
+            <w:r>
+              <w:rPr>
+                <w:rFonts w:ascii="맑은 고딕" w:hAnsi="맑은 고딕" w:eastAsia="맑은 고딕" w:cs="맑은 고딕"/>
+                <w:b/>
+                <w:sz w:val="18"/>
+              </w:rPr>
+              <w:t>납품 형태·위치</w:t>
+            </w:r>
+          </w:p>
+        </w:tc>
+        <w:tc>
+          <w:tcPr>
+            <w:tcW w:type="dxa" w:w="4873"/>
+          </w:tcPr>
+          <w:p>
+            <w:r/>
+            <w:r>
+              <w:rPr>
+                <w:rFonts w:ascii="맑은 고딕" w:hAnsi="맑은 고딕" w:eastAsia="맑은 고딕" w:cs="맑은 고딕"/>
+                <w:b w:val="0"/>
+                <w:sz w:val="18"/>
+              </w:rPr>
+              <w:t>GitHub 저장소 전체(github.com/roun0621-design/-1) + 전체 아카이브 evidence_정부지원_2026-06-19.tar.gz. 서버 : server.js + lib/(33개 파일, 기능 모듈 routes/ 분리), 프론트 : public/(107개 파일), 테스트 : tests/(22개 파일), 스크립트 : scripts/(61개 파일).</w:t>
+            </w:r>
+          </w:p>
+        </w:tc>
+      </w:tr>
+      <w:tr>
+        <w:tc>
+          <w:tcPr>
+            <w:tcW w:type="dxa" w:w="4873"/>
+            <w:shd w:val="clear" w:fill="F2F5FA"/>
+          </w:tcPr>
+          <w:p>
+            <w:pPr>
+              <w:jc w:val="center"/>
+            </w:pPr>
+            <w:r/>
+            <w:r>
+              <w:rPr>
+                <w:rFonts w:ascii="맑은 고딕" w:hAnsi="맑은 고딕" w:eastAsia="맑은 고딕" w:cs="맑은 고딕"/>
+                <w:b/>
+                <w:sz w:val="18"/>
+              </w:rPr>
+              <w:t>Git 형상관리</w:t>
+            </w:r>
+          </w:p>
+        </w:tc>
+        <w:tc>
+          <w:tcPr>
+            <w:tcW w:type="dxa" w:w="4873"/>
+          </w:tcPr>
+          <w:p>
+            <w:r/>
+            <w:r>
+              <w:rPr>
+                <w:rFonts w:ascii="맑은 고딕" w:hAnsi="맑은 고딕" w:eastAsia="맑은 고딕" w:cs="맑은 고딕"/>
+                <w:b w:val="0"/>
+                <w:sz w:val="18"/>
+              </w:rPr>
+              <w:t>총 289 커밋, 추적 파일 253개, 소스 약 83,746 LOC. main ← genspark_ai_developer Pull Request 기반 병합(예: PR #4). 소유권 : 용역계약서 제8·13조에 따라 결과물·지식재산권 일체 발주처(갑) 귀속.</w:t>
+            </w:r>
+          </w:p>
+        </w:tc>
+      </w:tr>
+      <w:tr>
+        <w:tc>
+          <w:tcPr>
+            <w:tcW w:type="dxa" w:w="4873"/>
+            <w:shd w:val="clear" w:fill="F2F5FA"/>
+          </w:tcPr>
+          <w:p>
+            <w:pPr>
+              <w:jc w:val="center"/>
+            </w:pPr>
+            <w:r/>
+            <w:r>
+              <w:rPr>
+                <w:rFonts w:ascii="맑은 고딕" w:hAnsi="맑은 고딕" w:eastAsia="맑은 고딕" w:cs="맑은 고딕"/>
+                <w:b/>
+                <w:sz w:val="18"/>
+              </w:rPr>
+              <w:t>검증 근거</w:t>
+            </w:r>
+          </w:p>
+        </w:tc>
+        <w:tc>
+          <w:tcPr>
+            <w:tcW w:type="dxa" w:w="4873"/>
+          </w:tcPr>
+          <w:p>
+            <w:r/>
+            <w:r>
+              <w:rPr>
+                <w:rFonts w:ascii="맑은 고딕" w:hAnsi="맑은 고딕" w:eastAsia="맑은 고딕" w:cs="맑은 고딕"/>
+                <w:b w:val="0"/>
+                <w:sz w:val="18"/>
+              </w:rPr>
+              <w:t>저장소 commit 수·파일 수·LOC 는 GitHub 및 git 명령(git rev-list --count HEAD / git ls-files)으로 직접 검증 가능. 모듈화 개선 : 서버 기능 모듈 2 → 33개(QUR-001).</w:t>
             </w:r>
           </w:p>
         </w:tc>
@@ -2215,7 +3473,7 @@
           <w:color w:val="1F3764"/>
           <w:sz w:val="26"/>
         </w:rPr>
-        <w:t>Ⅴ. 수행 결과 증빙 (실 운영 화면)</w:t>
+        <w:t>Ⅵ. 수행 결과 증빙 (실 운영 화면)</w:t>
       </w:r>
     </w:p>
     <w:p>

--- a/evidence/결과보고서/결과보고서_PACE-RISE_Node.docx
+++ b/evidence/결과보고서/결과보고서_PACE-RISE_Node.docx
@@ -26,7 +26,7 @@
         <w:rPr>
           <w:rFonts w:ascii="맑은 고딕" w:hAnsi="맑은 고딕" w:eastAsia="맑은 고딕" w:cs="맑은 고딕"/>
           <w:b/>
-          <w:color w:val="1F3764"/>
+          <w:color w:val="000000"/>
           <w:sz w:val="60"/>
         </w:rPr>
         <w:t>결 과 보 고 서</w:t>
@@ -62,7 +62,7 @@
         <w:rPr>
           <w:rFonts w:ascii="맑은 고딕" w:hAnsi="맑은 고딕" w:eastAsia="맑은 고딕" w:cs="맑은 고딕"/>
           <w:b w:val="0"/>
-          <w:color w:val="555555"/>
+          <w:color w:val="000000"/>
           <w:sz w:val="24"/>
         </w:rPr>
         <w:t>― PACE RISE : Node ―</w:t>
@@ -74,12 +74,12 @@
         <w:jc w:val="center"/>
         <w:tblLook w:firstColumn="1" w:firstRow="1" w:lastColumn="0" w:lastRow="0" w:noHBand="0" w:noVBand="1" w:val="04A0"/>
         <w:tblBorders>
-          <w:top w:val="single" w:sz="6" w:space="0" w:color="AAB4C4"/>
-          <w:left w:val="single" w:sz="6" w:space="0" w:color="AAB4C4"/>
-          <w:bottom w:val="single" w:sz="6" w:space="0" w:color="AAB4C4"/>
-          <w:right w:val="single" w:sz="6" w:space="0" w:color="AAB4C4"/>
-          <w:insideH w:val="single" w:sz="6" w:space="0" w:color="AAB4C4"/>
-          <w:insideV w:val="single" w:sz="6" w:space="0" w:color="AAB4C4"/>
+          <w:top w:val="single" w:sz="6" w:space="0" w:color="000000"/>
+          <w:left w:val="single" w:sz="6" w:space="0" w:color="000000"/>
+          <w:bottom w:val="single" w:sz="6" w:space="0" w:color="000000"/>
+          <w:right w:val="single" w:sz="6" w:space="0" w:color="000000"/>
+          <w:insideH w:val="single" w:sz="6" w:space="0" w:color="000000"/>
+          <w:insideV w:val="single" w:sz="6" w:space="0" w:color="000000"/>
         </w:tblBorders>
       </w:tblPr>
       <w:tblGrid>
@@ -87,10 +87,13 @@
         <w:gridCol w:w="6803"/>
       </w:tblGrid>
       <w:tr>
+        <w:trPr>
+          <w:cantSplit w:val="true"/>
+        </w:trPr>
         <w:tc>
           <w:tcPr>
             <w:tcW w:type="dxa" w:w="4873"/>
-            <w:shd w:val="clear" w:fill="EAF0F8"/>
+            <w:shd w:val="clear" w:fill="FFFFFF"/>
           </w:tcPr>
           <w:p>
             <w:pPr>
@@ -128,10 +131,13 @@
         </w:tc>
       </w:tr>
       <w:tr>
+        <w:trPr>
+          <w:cantSplit w:val="true"/>
+        </w:trPr>
         <w:tc>
           <w:tcPr>
             <w:tcW w:type="dxa" w:w="4873"/>
-            <w:shd w:val="clear" w:fill="EAF0F8"/>
+            <w:shd w:val="clear" w:fill="FFFFFF"/>
           </w:tcPr>
           <w:p>
             <w:pPr>
@@ -169,10 +175,13 @@
         </w:tc>
       </w:tr>
       <w:tr>
+        <w:trPr>
+          <w:cantSplit w:val="true"/>
+        </w:trPr>
         <w:tc>
           <w:tcPr>
             <w:tcW w:type="dxa" w:w="4873"/>
-            <w:shd w:val="clear" w:fill="EAF0F8"/>
+            <w:shd w:val="clear" w:fill="FFFFFF"/>
           </w:tcPr>
           <w:p>
             <w:pPr>
@@ -210,10 +219,13 @@
         </w:tc>
       </w:tr>
       <w:tr>
+        <w:trPr>
+          <w:cantSplit w:val="true"/>
+        </w:trPr>
         <w:tc>
           <w:tcPr>
             <w:tcW w:type="dxa" w:w="4873"/>
-            <w:shd w:val="clear" w:fill="EAF0F8"/>
+            <w:shd w:val="clear" w:fill="FFFFFF"/>
           </w:tcPr>
           <w:p>
             <w:pPr>
@@ -291,16 +303,17 @@
     </w:p>
     <w:p>
       <w:pPr>
+        <w:keepNext/>
         <w:spacing w:before="280" w:after="120"/>
         <w:pBdr>
-          <w:bottom w:val="single" w:sz="12" w:space="4" w:color="1F3764"/>
+          <w:bottom w:val="single" w:sz="12" w:space="4" w:color="000000"/>
         </w:pBdr>
       </w:pPr>
       <w:r>
         <w:rPr>
           <w:rFonts w:ascii="맑은 고딕" w:hAnsi="맑은 고딕" w:eastAsia="맑은 고딕" w:cs="맑은 고딕"/>
           <w:b/>
-          <w:color w:val="1F3764"/>
+          <w:color w:val="000000"/>
           <w:sz w:val="26"/>
         </w:rPr>
         <w:t>Ⅰ. 용역 개요</w:t>
@@ -312,12 +325,12 @@
         <w:jc w:val="center"/>
         <w:tblLook w:firstColumn="1" w:firstRow="1" w:lastColumn="0" w:lastRow="0" w:noHBand="0" w:noVBand="1" w:val="04A0"/>
         <w:tblBorders>
-          <w:top w:val="single" w:sz="6" w:space="0" w:color="AAB4C4"/>
-          <w:left w:val="single" w:sz="6" w:space="0" w:color="AAB4C4"/>
-          <w:bottom w:val="single" w:sz="6" w:space="0" w:color="AAB4C4"/>
-          <w:right w:val="single" w:sz="6" w:space="0" w:color="AAB4C4"/>
-          <w:insideH w:val="single" w:sz="6" w:space="0" w:color="AAB4C4"/>
-          <w:insideV w:val="single" w:sz="6" w:space="0" w:color="AAB4C4"/>
+          <w:top w:val="single" w:sz="6" w:space="0" w:color="000000"/>
+          <w:left w:val="single" w:sz="6" w:space="0" w:color="000000"/>
+          <w:bottom w:val="single" w:sz="6" w:space="0" w:color="000000"/>
+          <w:right w:val="single" w:sz="6" w:space="0" w:color="000000"/>
+          <w:insideH w:val="single" w:sz="6" w:space="0" w:color="000000"/>
+          <w:insideV w:val="single" w:sz="6" w:space="0" w:color="000000"/>
         </w:tblBorders>
       </w:tblPr>
       <w:tblGrid>
@@ -325,10 +338,13 @@
         <w:gridCol w:w="7143"/>
       </w:tblGrid>
       <w:tr>
+        <w:trPr>
+          <w:cantSplit w:val="true"/>
+        </w:trPr>
         <w:tc>
           <w:tcPr>
             <w:tcW w:type="dxa" w:w="4873"/>
-            <w:shd w:val="clear" w:fill="EAF0F8"/>
+            <w:shd w:val="clear" w:fill="FFFFFF"/>
           </w:tcPr>
           <w:p>
             <w:pPr>
@@ -363,10 +379,13 @@
         </w:tc>
       </w:tr>
       <w:tr>
+        <w:trPr>
+          <w:cantSplit w:val="true"/>
+        </w:trPr>
         <w:tc>
           <w:tcPr>
             <w:tcW w:type="dxa" w:w="4873"/>
-            <w:shd w:val="clear" w:fill="EAF0F8"/>
+            <w:shd w:val="clear" w:fill="FFFFFF"/>
           </w:tcPr>
           <w:p>
             <w:pPr>
@@ -401,10 +420,13 @@
         </w:tc>
       </w:tr>
       <w:tr>
+        <w:trPr>
+          <w:cantSplit w:val="true"/>
+        </w:trPr>
         <w:tc>
           <w:tcPr>
             <w:tcW w:type="dxa" w:w="4873"/>
-            <w:shd w:val="clear" w:fill="EAF0F8"/>
+            <w:shd w:val="clear" w:fill="FFFFFF"/>
           </w:tcPr>
           <w:p>
             <w:pPr>
@@ -439,10 +461,13 @@
         </w:tc>
       </w:tr>
       <w:tr>
+        <w:trPr>
+          <w:cantSplit w:val="true"/>
+        </w:trPr>
         <w:tc>
           <w:tcPr>
             <w:tcW w:type="dxa" w:w="4873"/>
-            <w:shd w:val="clear" w:fill="EAF0F8"/>
+            <w:shd w:val="clear" w:fill="FFFFFF"/>
           </w:tcPr>
           <w:p>
             <w:pPr>
@@ -487,10 +512,13 @@
         </w:tc>
       </w:tr>
       <w:tr>
+        <w:trPr>
+          <w:cantSplit w:val="true"/>
+        </w:trPr>
         <w:tc>
           <w:tcPr>
             <w:tcW w:type="dxa" w:w="4873"/>
-            <w:shd w:val="clear" w:fill="EAF0F8"/>
+            <w:shd w:val="clear" w:fill="FFFFFF"/>
           </w:tcPr>
           <w:p>
             <w:pPr>
@@ -532,16 +560,17 @@
     </w:p>
     <w:p>
       <w:pPr>
+        <w:keepNext/>
         <w:spacing w:before="280" w:after="120"/>
         <w:pBdr>
-          <w:bottom w:val="single" w:sz="12" w:space="4" w:color="1F3764"/>
+          <w:bottom w:val="single" w:sz="12" w:space="4" w:color="000000"/>
         </w:pBdr>
       </w:pPr>
       <w:r>
         <w:rPr>
           <w:rFonts w:ascii="맑은 고딕" w:hAnsi="맑은 고딕" w:eastAsia="맑은 고딕" w:cs="맑은 고딕"/>
           <w:b/>
-          <w:color w:val="1F3764"/>
+          <w:color w:val="000000"/>
           <w:sz w:val="26"/>
         </w:rPr>
         <w:t>Ⅱ. 주요 수행 내용</w:t>
@@ -555,7 +584,7 @@
         <w:rPr>
           <w:rFonts w:ascii="맑은 고딕" w:hAnsi="맑은 고딕" w:eastAsia="맑은 고딕" w:cs="맑은 고딕"/>
           <w:b/>
-          <w:color w:val="1F3764"/>
+          <w:color w:val="000000"/>
           <w:sz w:val="22"/>
         </w:rPr>
         <w:t>① 모바일 앱(PWA/Android TWA/iOS)</w:t>
@@ -582,7 +611,7 @@
         <w:rPr>
           <w:rFonts w:ascii="맑은 고딕" w:hAnsi="맑은 고딕" w:eastAsia="맑은 고딕" w:cs="맑은 고딕"/>
           <w:b/>
-          <w:color w:val="1F3764"/>
+          <w:color w:val="000000"/>
           <w:sz w:val="22"/>
         </w:rPr>
         <w:t>② AWS 클라우드 마이그레이션</w:t>
@@ -609,7 +638,7 @@
         <w:rPr>
           <w:rFonts w:ascii="맑은 고딕" w:hAnsi="맑은 고딕" w:eastAsia="맑은 고딕" w:cs="맑은 고딕"/>
           <w:b/>
-          <w:color w:val="1F3764"/>
+          <w:color w:val="000000"/>
           <w:sz w:val="22"/>
         </w:rPr>
         <w:t>③ DB 전환·이관 (SQLite → PostgreSQL)</w:t>
@@ -636,7 +665,7 @@
         <w:rPr>
           <w:rFonts w:ascii="맑은 고딕" w:hAnsi="맑은 고딕" w:eastAsia="맑은 고딕" w:cs="맑은 고딕"/>
           <w:b/>
-          <w:color w:val="1F3764"/>
+          <w:color w:val="000000"/>
           <w:sz w:val="22"/>
         </w:rPr>
         <w:t>④ 보안 (SSL/TLS · 접근 인증)</w:t>
@@ -663,7 +692,7 @@
         <w:rPr>
           <w:rFonts w:ascii="맑은 고딕" w:hAnsi="맑은 고딕" w:eastAsia="맑은 고딕" w:cs="맑은 고딕"/>
           <w:b/>
-          <w:color w:val="1F3764"/>
+          <w:color w:val="000000"/>
           <w:sz w:val="22"/>
         </w:rPr>
         <w:t>⑤ 웹 UI/UX 고도화 (‘노드’ 경기운영시스템)</w:t>
@@ -690,7 +719,7 @@
         <w:rPr>
           <w:rFonts w:ascii="맑은 고딕" w:hAnsi="맑은 고딕" w:eastAsia="맑은 고딕" w:cs="맑은 고딕"/>
           <w:b/>
-          <w:color w:val="1F3764"/>
+          <w:color w:val="000000"/>
           <w:sz w:val="22"/>
         </w:rPr>
         <w:t>⑥ 실시간 처리 · 동시접속 검증</w:t>
@@ -716,16 +745,17 @@
     </w:p>
     <w:p>
       <w:pPr>
+        <w:keepNext/>
         <w:spacing w:before="280" w:after="120"/>
         <w:pBdr>
-          <w:bottom w:val="single" w:sz="12" w:space="4" w:color="1F3764"/>
+          <w:bottom w:val="single" w:sz="12" w:space="4" w:color="000000"/>
         </w:pBdr>
       </w:pPr>
       <w:r>
         <w:rPr>
           <w:rFonts w:ascii="맑은 고딕" w:hAnsi="맑은 고딕" w:eastAsia="맑은 고딕" w:cs="맑은 고딕"/>
           <w:b/>
-          <w:color w:val="1F3764"/>
+          <w:color w:val="000000"/>
           <w:sz w:val="26"/>
         </w:rPr>
         <w:t>Ⅲ. 요구사항별 이행 내역</w:t>
@@ -739,7 +769,7 @@
         <w:rPr>
           <w:rFonts w:ascii="맑은 고딕" w:hAnsi="맑은 고딕" w:eastAsia="맑은 고딕" w:cs="맑은 고딕"/>
           <w:b w:val="0"/>
-          <w:color w:val="555555"/>
+          <w:color w:val="000000"/>
           <w:sz w:val="19"/>
         </w:rPr>
         <w:t>※ 과업지시서 요구사항(총 10건)에 대한 수행 결과 및 증빙 정보</w:t>
@@ -751,12 +781,12 @@
         <w:jc w:val="center"/>
         <w:tblLook w:firstColumn="1" w:firstRow="1" w:lastColumn="0" w:lastRow="0" w:noHBand="0" w:noVBand="1" w:val="04A0"/>
         <w:tblBorders>
-          <w:top w:val="single" w:sz="6" w:space="0" w:color="AAB4C4"/>
-          <w:left w:val="single" w:sz="6" w:space="0" w:color="AAB4C4"/>
-          <w:bottom w:val="single" w:sz="6" w:space="0" w:color="AAB4C4"/>
-          <w:right w:val="single" w:sz="6" w:space="0" w:color="AAB4C4"/>
-          <w:insideH w:val="single" w:sz="6" w:space="0" w:color="AAB4C4"/>
-          <w:insideV w:val="single" w:sz="6" w:space="0" w:color="AAB4C4"/>
+          <w:top w:val="single" w:sz="6" w:space="0" w:color="000000"/>
+          <w:left w:val="single" w:sz="6" w:space="0" w:color="000000"/>
+          <w:bottom w:val="single" w:sz="6" w:space="0" w:color="000000"/>
+          <w:right w:val="single" w:sz="6" w:space="0" w:color="000000"/>
+          <w:insideH w:val="single" w:sz="6" w:space="0" w:color="000000"/>
+          <w:insideV w:val="single" w:sz="6" w:space="0" w:color="000000"/>
         </w:tblBorders>
       </w:tblPr>
       <w:tblGrid>
@@ -766,10 +796,13 @@
         <w:gridCol w:w="2041"/>
       </w:tblGrid>
       <w:tr>
+        <w:trPr>
+          <w:cantSplit w:val="true"/>
+        </w:trPr>
         <w:tc>
           <w:tcPr>
             <w:tcW w:type="dxa" w:w="2436"/>
-            <w:shd w:val="clear" w:fill="1F3764"/>
+            <w:shd w:val="clear" w:fill="FFFFFF"/>
           </w:tcPr>
           <w:p>
             <w:pPr>
@@ -780,7 +813,7 @@
               <w:rPr>
                 <w:rFonts w:ascii="맑은 고딕" w:hAnsi="맑은 고딕" w:eastAsia="맑은 고딕" w:cs="맑은 고딕"/>
                 <w:b/>
-                <w:color w:val="FFFFFF"/>
+                <w:color w:val="000000"/>
                 <w:sz w:val="19"/>
               </w:rPr>
               <w:t>고유번호</w:t>
@@ -790,7 +823,7 @@
         <w:tc>
           <w:tcPr>
             <w:tcW w:type="dxa" w:w="2436"/>
-            <w:shd w:val="clear" w:fill="1F3764"/>
+            <w:shd w:val="clear" w:fill="FFFFFF"/>
           </w:tcPr>
           <w:p>
             <w:pPr>
@@ -801,7 +834,7 @@
               <w:rPr>
                 <w:rFonts w:ascii="맑은 고딕" w:hAnsi="맑은 고딕" w:eastAsia="맑은 고딕" w:cs="맑은 고딕"/>
                 <w:b/>
-                <w:color w:val="FFFFFF"/>
+                <w:color w:val="000000"/>
                 <w:sz w:val="19"/>
               </w:rPr>
               <w:t>요구사항</w:t>
@@ -811,7 +844,7 @@
         <w:tc>
           <w:tcPr>
             <w:tcW w:type="dxa" w:w="2436"/>
-            <w:shd w:val="clear" w:fill="1F3764"/>
+            <w:shd w:val="clear" w:fill="FFFFFF"/>
           </w:tcPr>
           <w:p>
             <w:pPr>
@@ -822,7 +855,7 @@
               <w:rPr>
                 <w:rFonts w:ascii="맑은 고딕" w:hAnsi="맑은 고딕" w:eastAsia="맑은 고딕" w:cs="맑은 고딕"/>
                 <w:b/>
-                <w:color w:val="FFFFFF"/>
+                <w:color w:val="000000"/>
                 <w:sz w:val="19"/>
               </w:rPr>
               <w:t>이행 결과</w:t>
@@ -832,7 +865,7 @@
         <w:tc>
           <w:tcPr>
             <w:tcW w:type="dxa" w:w="2436"/>
-            <w:shd w:val="clear" w:fill="1F3764"/>
+            <w:shd w:val="clear" w:fill="FFFFFF"/>
           </w:tcPr>
           <w:p>
             <w:pPr>
@@ -843,7 +876,7 @@
               <w:rPr>
                 <w:rFonts w:ascii="맑은 고딕" w:hAnsi="맑은 고딕" w:eastAsia="맑은 고딕" w:cs="맑은 고딕"/>
                 <w:b/>
-                <w:color w:val="FFFFFF"/>
+                <w:color w:val="000000"/>
                 <w:sz w:val="19"/>
               </w:rPr>
               <w:t>증빙(산출정보)</w:t>
@@ -852,6 +885,9 @@
         </w:tc>
       </w:tr>
       <w:tr>
+        <w:trPr>
+          <w:cantSplit w:val="true"/>
+        </w:trPr>
         <w:tc>
           <w:tcPr>
             <w:tcW w:type="dxa" w:w="2436"/>
@@ -921,6 +957,9 @@
         </w:tc>
       </w:tr>
       <w:tr>
+        <w:trPr>
+          <w:cantSplit w:val="true"/>
+        </w:trPr>
         <w:tc>
           <w:tcPr>
             <w:tcW w:type="dxa" w:w="2436"/>
@@ -990,6 +1029,9 @@
         </w:tc>
       </w:tr>
       <w:tr>
+        <w:trPr>
+          <w:cantSplit w:val="true"/>
+        </w:trPr>
         <w:tc>
           <w:tcPr>
             <w:tcW w:type="dxa" w:w="2436"/>
@@ -1059,6 +1101,9 @@
         </w:tc>
       </w:tr>
       <w:tr>
+        <w:trPr>
+          <w:cantSplit w:val="true"/>
+        </w:trPr>
         <w:tc>
           <w:tcPr>
             <w:tcW w:type="dxa" w:w="2436"/>
@@ -1128,6 +1173,9 @@
         </w:tc>
       </w:tr>
       <w:tr>
+        <w:trPr>
+          <w:cantSplit w:val="true"/>
+        </w:trPr>
         <w:tc>
           <w:tcPr>
             <w:tcW w:type="dxa" w:w="2436"/>
@@ -1197,6 +1245,9 @@
         </w:tc>
       </w:tr>
       <w:tr>
+        <w:trPr>
+          <w:cantSplit w:val="true"/>
+        </w:trPr>
         <w:tc>
           <w:tcPr>
             <w:tcW w:type="dxa" w:w="2436"/>
@@ -1266,6 +1317,9 @@
         </w:tc>
       </w:tr>
       <w:tr>
+        <w:trPr>
+          <w:cantSplit w:val="true"/>
+        </w:trPr>
         <w:tc>
           <w:tcPr>
             <w:tcW w:type="dxa" w:w="2436"/>
@@ -1335,6 +1389,9 @@
         </w:tc>
       </w:tr>
       <w:tr>
+        <w:trPr>
+          <w:cantSplit w:val="true"/>
+        </w:trPr>
         <w:tc>
           <w:tcPr>
             <w:tcW w:type="dxa" w:w="2436"/>
@@ -1404,6 +1461,9 @@
         </w:tc>
       </w:tr>
       <w:tr>
+        <w:trPr>
+          <w:cantSplit w:val="true"/>
+        </w:trPr>
         <w:tc>
           <w:tcPr>
             <w:tcW w:type="dxa" w:w="2436"/>
@@ -1473,6 +1533,9 @@
         </w:tc>
       </w:tr>
       <w:tr>
+        <w:trPr>
+          <w:cantSplit w:val="true"/>
+        </w:trPr>
         <w:tc>
           <w:tcPr>
             <w:tcW w:type="dxa" w:w="2436"/>
@@ -1549,16 +1612,17 @@
     </w:p>
     <w:p>
       <w:pPr>
+        <w:keepNext/>
         <w:spacing w:before="280" w:after="120"/>
         <w:pBdr>
-          <w:bottom w:val="single" w:sz="12" w:space="4" w:color="1F3764"/>
+          <w:bottom w:val="single" w:sz="12" w:space="4" w:color="000000"/>
         </w:pBdr>
       </w:pPr>
       <w:r>
         <w:rPr>
           <w:rFonts w:ascii="맑은 고딕" w:hAnsi="맑은 고딕" w:eastAsia="맑은 고딕" w:cs="맑은 고딕"/>
           <w:b/>
-          <w:color w:val="1F3764"/>
+          <w:color w:val="000000"/>
           <w:sz w:val="26"/>
         </w:rPr>
         <w:t>Ⅳ. 최종 산출물 (납품목록)</w:t>
@@ -1570,12 +1634,12 @@
         <w:jc w:val="center"/>
         <w:tblLook w:firstColumn="1" w:firstRow="1" w:lastColumn="0" w:lastRow="0" w:noHBand="0" w:noVBand="1" w:val="04A0"/>
         <w:tblBorders>
-          <w:top w:val="single" w:sz="6" w:space="0" w:color="AAB4C4"/>
-          <w:left w:val="single" w:sz="6" w:space="0" w:color="AAB4C4"/>
-          <w:bottom w:val="single" w:sz="6" w:space="0" w:color="AAB4C4"/>
-          <w:right w:val="single" w:sz="6" w:space="0" w:color="AAB4C4"/>
-          <w:insideH w:val="single" w:sz="6" w:space="0" w:color="AAB4C4"/>
-          <w:insideV w:val="single" w:sz="6" w:space="0" w:color="AAB4C4"/>
+          <w:top w:val="single" w:sz="6" w:space="0" w:color="000000"/>
+          <w:left w:val="single" w:sz="6" w:space="0" w:color="000000"/>
+          <w:bottom w:val="single" w:sz="6" w:space="0" w:color="000000"/>
+          <w:right w:val="single" w:sz="6" w:space="0" w:color="000000"/>
+          <w:insideH w:val="single" w:sz="6" w:space="0" w:color="000000"/>
+          <w:insideV w:val="single" w:sz="6" w:space="0" w:color="000000"/>
         </w:tblBorders>
       </w:tblPr>
       <w:tblGrid>
@@ -1585,10 +1649,13 @@
         <w:gridCol w:w="3061"/>
       </w:tblGrid>
       <w:tr>
+        <w:trPr>
+          <w:cantSplit w:val="true"/>
+        </w:trPr>
         <w:tc>
           <w:tcPr>
             <w:tcW w:type="dxa" w:w="2436"/>
-            <w:shd w:val="clear" w:fill="1F3764"/>
+            <w:shd w:val="clear" w:fill="FFFFFF"/>
           </w:tcPr>
           <w:p>
             <w:pPr>
@@ -1599,7 +1666,7 @@
               <w:rPr>
                 <w:rFonts w:ascii="맑은 고딕" w:hAnsi="맑은 고딕" w:eastAsia="맑은 고딕" w:cs="맑은 고딕"/>
                 <w:b/>
-                <w:color w:val="FFFFFF"/>
+                <w:color w:val="000000"/>
                 <w:sz w:val="20"/>
               </w:rPr>
               <w:t>구분</w:t>
@@ -1609,7 +1676,7 @@
         <w:tc>
           <w:tcPr>
             <w:tcW w:type="dxa" w:w="2436"/>
-            <w:shd w:val="clear" w:fill="1F3764"/>
+            <w:shd w:val="clear" w:fill="FFFFFF"/>
           </w:tcPr>
           <w:p>
             <w:pPr>
@@ -1620,7 +1687,7 @@
               <w:rPr>
                 <w:rFonts w:ascii="맑은 고딕" w:hAnsi="맑은 고딕" w:eastAsia="맑은 고딕" w:cs="맑은 고딕"/>
                 <w:b/>
-                <w:color w:val="FFFFFF"/>
+                <w:color w:val="000000"/>
                 <w:sz w:val="20"/>
               </w:rPr>
               <w:t>납품목록</w:t>
@@ -1630,7 +1697,7 @@
         <w:tc>
           <w:tcPr>
             <w:tcW w:type="dxa" w:w="2436"/>
-            <w:shd w:val="clear" w:fill="1F3764"/>
+            <w:shd w:val="clear" w:fill="FFFFFF"/>
           </w:tcPr>
           <w:p>
             <w:pPr>
@@ -1641,7 +1708,7 @@
               <w:rPr>
                 <w:rFonts w:ascii="맑은 고딕" w:hAnsi="맑은 고딕" w:eastAsia="맑은 고딕" w:cs="맑은 고딕"/>
                 <w:b/>
-                <w:color w:val="FFFFFF"/>
+                <w:color w:val="000000"/>
                 <w:sz w:val="20"/>
               </w:rPr>
               <w:t>수량</w:t>
@@ -1651,7 +1718,7 @@
         <w:tc>
           <w:tcPr>
             <w:tcW w:type="dxa" w:w="2436"/>
-            <w:shd w:val="clear" w:fill="1F3764"/>
+            <w:shd w:val="clear" w:fill="FFFFFF"/>
           </w:tcPr>
           <w:p>
             <w:pPr>
@@ -1662,7 +1729,7 @@
               <w:rPr>
                 <w:rFonts w:ascii="맑은 고딕" w:hAnsi="맑은 고딕" w:eastAsia="맑은 고딕" w:cs="맑은 고딕"/>
                 <w:b/>
-                <w:color w:val="FFFFFF"/>
+                <w:color w:val="000000"/>
                 <w:sz w:val="20"/>
               </w:rPr>
               <w:t>납품 형태 / 위치</w:t>
@@ -1671,6 +1738,9 @@
         </w:tc>
       </w:tr>
       <w:tr>
+        <w:trPr>
+          <w:cantSplit w:val="true"/>
+        </w:trPr>
         <w:tc>
           <w:tcPr>
             <w:tcW w:type="dxa" w:w="2436"/>
@@ -1743,6 +1813,9 @@
         </w:tc>
       </w:tr>
       <w:tr>
+        <w:trPr>
+          <w:cantSplit w:val="true"/>
+        </w:trPr>
         <w:tc>
           <w:tcPr>
             <w:tcW w:type="dxa" w:w="2436"/>
@@ -1815,6 +1888,9 @@
         </w:tc>
       </w:tr>
       <w:tr>
+        <w:trPr>
+          <w:cantSplit w:val="true"/>
+        </w:trPr>
         <w:tc>
           <w:tcPr>
             <w:tcW w:type="dxa" w:w="2436"/>
@@ -1887,6 +1963,9 @@
         </w:tc>
       </w:tr>
       <w:tr>
+        <w:trPr>
+          <w:cantSplit w:val="true"/>
+        </w:trPr>
         <w:tc>
           <w:tcPr>
             <w:tcW w:type="dxa" w:w="2436"/>
@@ -1959,6 +2038,9 @@
         </w:tc>
       </w:tr>
       <w:tr>
+        <w:trPr>
+          <w:cantSplit w:val="true"/>
+        </w:trPr>
         <w:tc>
           <w:tcPr>
             <w:tcW w:type="dxa" w:w="2436"/>
@@ -2031,6 +2113,9 @@
         </w:tc>
       </w:tr>
       <w:tr>
+        <w:trPr>
+          <w:cantSplit w:val="true"/>
+        </w:trPr>
         <w:tc>
           <w:tcPr>
             <w:tcW w:type="dxa" w:w="2436"/>
@@ -2103,6 +2188,9 @@
         </w:tc>
       </w:tr>
       <w:tr>
+        <w:trPr>
+          <w:cantSplit w:val="true"/>
+        </w:trPr>
         <w:tc>
           <w:tcPr>
             <w:tcW w:type="dxa" w:w="2436"/>
@@ -2188,7 +2276,7 @@
         <w:rPr>
           <w:rFonts w:ascii="맑은 고딕" w:hAnsi="맑은 고딕" w:eastAsia="맑은 고딕" w:cs="맑은 고딕"/>
           <w:b w:val="0"/>
-          <w:color w:val="555555"/>
+          <w:color w:val="000000"/>
           <w:sz w:val="18"/>
         </w:rPr>
         <w:t>※ 상기 산출물의 구체적 납품 형태·형상관리(커밋)·검증 근거는 「Ⅴ. 산출물별 상세 증빙」에 기재.</w:t>
@@ -2201,16 +2289,17 @@
     </w:p>
     <w:p>
       <w:pPr>
+        <w:keepNext/>
         <w:spacing w:before="280" w:after="120"/>
         <w:pBdr>
-          <w:bottom w:val="single" w:sz="12" w:space="4" w:color="1F3764"/>
+          <w:bottom w:val="single" w:sz="12" w:space="4" w:color="000000"/>
         </w:pBdr>
       </w:pPr>
       <w:r>
         <w:rPr>
           <w:rFonts w:ascii="맑은 고딕" w:hAnsi="맑은 고딕" w:eastAsia="맑은 고딕" w:cs="맑은 고딕"/>
           <w:b/>
-          <w:color w:val="1F3764"/>
+          <w:color w:val="000000"/>
           <w:sz w:val="26"/>
         </w:rPr>
         <w:t>Ⅴ. 산출물별 상세 증빙 (납품 형태·형상관리·검증)</w:t>
@@ -2224,7 +2313,7 @@
         <w:rPr>
           <w:rFonts w:ascii="맑은 고딕" w:hAnsi="맑은 고딕" w:eastAsia="맑은 고딕" w:cs="맑은 고딕"/>
           <w:b w:val="0"/>
-          <w:color w:val="555555"/>
+          <w:color w:val="000000"/>
           <w:sz w:val="19"/>
         </w:rPr>
         <w:t>※ 본 용역의 모든 산출물은 Git 형상관리 저장소를 통해 형상관리·납품되며, 아래에 각 산출물의 ① 납품 형태·위치 ② Git 형상관리(브랜치·커밋·PR) ③ 검증 근거를 구체적으로 명시한다.</w:t>
@@ -2236,12 +2325,12 @@
         <w:jc w:val="center"/>
         <w:tblLook w:firstColumn="1" w:firstRow="1" w:lastColumn="0" w:lastRow="0" w:noHBand="0" w:noVBand="1" w:val="04A0"/>
         <w:tblBorders>
-          <w:top w:val="single" w:sz="6" w:space="0" w:color="AAB4C4"/>
-          <w:left w:val="single" w:sz="6" w:space="0" w:color="AAB4C4"/>
-          <w:bottom w:val="single" w:sz="6" w:space="0" w:color="AAB4C4"/>
-          <w:right w:val="single" w:sz="6" w:space="0" w:color="AAB4C4"/>
-          <w:insideH w:val="single" w:sz="6" w:space="0" w:color="AAB4C4"/>
-          <w:insideV w:val="single" w:sz="6" w:space="0" w:color="AAB4C4"/>
+          <w:top w:val="single" w:sz="6" w:space="0" w:color="000000"/>
+          <w:left w:val="single" w:sz="6" w:space="0" w:color="000000"/>
+          <w:bottom w:val="single" w:sz="6" w:space="0" w:color="000000"/>
+          <w:right w:val="single" w:sz="6" w:space="0" w:color="000000"/>
+          <w:insideH w:val="single" w:sz="6" w:space="0" w:color="000000"/>
+          <w:insideV w:val="single" w:sz="6" w:space="0" w:color="000000"/>
         </w:tblBorders>
       </w:tblPr>
       <w:tblGrid>
@@ -2249,10 +2338,13 @@
         <w:gridCol w:w="7030"/>
       </w:tblGrid>
       <w:tr>
+        <w:trPr>
+          <w:cantSplit w:val="true"/>
+        </w:trPr>
         <w:tc>
           <w:tcPr>
             <w:tcW w:type="dxa" w:w="4873"/>
-            <w:shd w:val="clear" w:fill="EAF0F8"/>
+            <w:shd w:val="clear" w:fill="FFFFFF"/>
           </w:tcPr>
           <w:p>
             <w:pPr>
@@ -2287,10 +2379,13 @@
         </w:tc>
       </w:tr>
       <w:tr>
+        <w:trPr>
+          <w:cantSplit w:val="true"/>
+        </w:trPr>
         <w:tc>
           <w:tcPr>
             <w:tcW w:type="dxa" w:w="4873"/>
-            <w:shd w:val="clear" w:fill="EAF0F8"/>
+            <w:shd w:val="clear" w:fill="FFFFFF"/>
           </w:tcPr>
           <w:p>
             <w:pPr>
@@ -2325,10 +2420,13 @@
         </w:tc>
       </w:tr>
       <w:tr>
+        <w:trPr>
+          <w:cantSplit w:val="true"/>
+        </w:trPr>
         <w:tc>
           <w:tcPr>
             <w:tcW w:type="dxa" w:w="4873"/>
-            <w:shd w:val="clear" w:fill="EAF0F8"/>
+            <w:shd w:val="clear" w:fill="FFFFFF"/>
           </w:tcPr>
           <w:p>
             <w:pPr>
@@ -2363,10 +2461,13 @@
         </w:tc>
       </w:tr>
       <w:tr>
+        <w:trPr>
+          <w:cantSplit w:val="true"/>
+        </w:trPr>
         <w:tc>
           <w:tcPr>
             <w:tcW w:type="dxa" w:w="4873"/>
-            <w:shd w:val="clear" w:fill="EAF0F8"/>
+            <w:shd w:val="clear" w:fill="FFFFFF"/>
           </w:tcPr>
           <w:p>
             <w:pPr>
@@ -2414,7 +2515,7 @@
         <w:rPr>
           <w:rFonts w:ascii="맑은 고딕" w:hAnsi="맑은 고딕" w:eastAsia="맑은 고딕" w:cs="맑은 고딕"/>
           <w:b w:val="0"/>
-          <w:color w:val="555555"/>
+          <w:color w:val="000000"/>
           <w:sz w:val="18"/>
         </w:rPr>
         <w:t>※ 납품 방식 : 발주처가 GitHub 저장소의 소유권(Owner)을 이관받아 전체 소스·이력·산출물에 직접 접근하며, 전체 저장소 아카이브(.tar.gz)와 빌드 산출물(AAB)을 함께 전달함. 아래 커밋 해시는 GitHub에서 직접 조회·검증 가능함.</w:t>
@@ -2422,13 +2523,14 @@
     </w:p>
     <w:p>
       <w:pPr>
+        <w:keepNext/>
         <w:spacing w:after="60" w:before="160"/>
       </w:pPr>
       <w:r>
         <w:rPr>
           <w:rFonts w:ascii="맑은 고딕" w:hAnsi="맑은 고딕" w:eastAsia="맑은 고딕" w:cs="맑은 고딕"/>
           <w:b/>
-          <w:color w:val="1F3764"/>
+          <w:color w:val="000000"/>
           <w:sz w:val="22"/>
         </w:rPr>
         <w:t>[1] PWA 기반 앱 프로젝트 소스 일체 (Android TWA 래핑·AAB 빌드 설정 포함)</w:t>
@@ -2440,12 +2542,12 @@
         <w:jc w:val="center"/>
         <w:tblLook w:firstColumn="1" w:firstRow="1" w:lastColumn="0" w:lastRow="0" w:noHBand="0" w:noVBand="1" w:val="04A0"/>
         <w:tblBorders>
-          <w:top w:val="single" w:sz="6" w:space="0" w:color="AAB4C4"/>
-          <w:left w:val="single" w:sz="6" w:space="0" w:color="AAB4C4"/>
-          <w:bottom w:val="single" w:sz="6" w:space="0" w:color="AAB4C4"/>
-          <w:right w:val="single" w:sz="6" w:space="0" w:color="AAB4C4"/>
-          <w:insideH w:val="single" w:sz="6" w:space="0" w:color="AAB4C4"/>
-          <w:insideV w:val="single" w:sz="6" w:space="0" w:color="AAB4C4"/>
+          <w:top w:val="single" w:sz="6" w:space="0" w:color="000000"/>
+          <w:left w:val="single" w:sz="6" w:space="0" w:color="000000"/>
+          <w:bottom w:val="single" w:sz="6" w:space="0" w:color="000000"/>
+          <w:right w:val="single" w:sz="6" w:space="0" w:color="000000"/>
+          <w:insideH w:val="single" w:sz="6" w:space="0" w:color="000000"/>
+          <w:insideV w:val="single" w:sz="6" w:space="0" w:color="000000"/>
         </w:tblBorders>
       </w:tblPr>
       <w:tblGrid>
@@ -2453,10 +2555,13 @@
         <w:gridCol w:w="7257"/>
       </w:tblGrid>
       <w:tr>
+        <w:trPr>
+          <w:cantSplit w:val="true"/>
+        </w:trPr>
         <w:tc>
           <w:tcPr>
             <w:tcW w:type="dxa" w:w="4873"/>
-            <w:shd w:val="clear" w:fill="F2F5FA"/>
+            <w:shd w:val="clear" w:fill="FFFFFF"/>
           </w:tcPr>
           <w:p>
             <w:pPr>
@@ -2491,10 +2596,13 @@
         </w:tc>
       </w:tr>
       <w:tr>
+        <w:trPr>
+          <w:cantSplit w:val="true"/>
+        </w:trPr>
         <w:tc>
           <w:tcPr>
             <w:tcW w:type="dxa" w:w="4873"/>
-            <w:shd w:val="clear" w:fill="F2F5FA"/>
+            <w:shd w:val="clear" w:fill="FFFFFF"/>
           </w:tcPr>
           <w:p>
             <w:pPr>
@@ -2529,10 +2637,13 @@
         </w:tc>
       </w:tr>
       <w:tr>
+        <w:trPr>
+          <w:cantSplit w:val="true"/>
+        </w:trPr>
         <w:tc>
           <w:tcPr>
             <w:tcW w:type="dxa" w:w="4873"/>
-            <w:shd w:val="clear" w:fill="F2F5FA"/>
+            <w:shd w:val="clear" w:fill="FFFFFF"/>
           </w:tcPr>
           <w:p>
             <w:pPr>
@@ -2569,13 +2680,14 @@
     </w:tbl>
     <w:p>
       <w:pPr>
+        <w:keepNext/>
         <w:spacing w:after="60" w:before="160"/>
       </w:pPr>
       <w:r>
         <w:rPr>
           <w:rFonts w:ascii="맑은 고딕" w:hAnsi="맑은 고딕" w:eastAsia="맑은 고딕" w:cs="맑은 고딕"/>
           <w:b/>
-          <w:color w:val="1F3764"/>
+          <w:color w:val="000000"/>
           <w:sz w:val="22"/>
         </w:rPr>
         <w:t>[2] 앱 빌드·배포 가이드 (발주처 자체 빌드·업로드용)</w:t>
@@ -2587,12 +2699,12 @@
         <w:jc w:val="center"/>
         <w:tblLook w:firstColumn="1" w:firstRow="1" w:lastColumn="0" w:lastRow="0" w:noHBand="0" w:noVBand="1" w:val="04A0"/>
         <w:tblBorders>
-          <w:top w:val="single" w:sz="6" w:space="0" w:color="AAB4C4"/>
-          <w:left w:val="single" w:sz="6" w:space="0" w:color="AAB4C4"/>
-          <w:bottom w:val="single" w:sz="6" w:space="0" w:color="AAB4C4"/>
-          <w:right w:val="single" w:sz="6" w:space="0" w:color="AAB4C4"/>
-          <w:insideH w:val="single" w:sz="6" w:space="0" w:color="AAB4C4"/>
-          <w:insideV w:val="single" w:sz="6" w:space="0" w:color="AAB4C4"/>
+          <w:top w:val="single" w:sz="6" w:space="0" w:color="000000"/>
+          <w:left w:val="single" w:sz="6" w:space="0" w:color="000000"/>
+          <w:bottom w:val="single" w:sz="6" w:space="0" w:color="000000"/>
+          <w:right w:val="single" w:sz="6" w:space="0" w:color="000000"/>
+          <w:insideH w:val="single" w:sz="6" w:space="0" w:color="000000"/>
+          <w:insideV w:val="single" w:sz="6" w:space="0" w:color="000000"/>
         </w:tblBorders>
       </w:tblPr>
       <w:tblGrid>
@@ -2600,10 +2712,13 @@
         <w:gridCol w:w="7257"/>
       </w:tblGrid>
       <w:tr>
+        <w:trPr>
+          <w:cantSplit w:val="true"/>
+        </w:trPr>
         <w:tc>
           <w:tcPr>
             <w:tcW w:type="dxa" w:w="4873"/>
-            <w:shd w:val="clear" w:fill="F2F5FA"/>
+            <w:shd w:val="clear" w:fill="FFFFFF"/>
           </w:tcPr>
           <w:p>
             <w:pPr>
@@ -2638,10 +2753,13 @@
         </w:tc>
       </w:tr>
       <w:tr>
+        <w:trPr>
+          <w:cantSplit w:val="true"/>
+        </w:trPr>
         <w:tc>
           <w:tcPr>
             <w:tcW w:type="dxa" w:w="4873"/>
-            <w:shd w:val="clear" w:fill="F2F5FA"/>
+            <w:shd w:val="clear" w:fill="FFFFFF"/>
           </w:tcPr>
           <w:p>
             <w:pPr>
@@ -2676,10 +2794,13 @@
         </w:tc>
       </w:tr>
       <w:tr>
+        <w:trPr>
+          <w:cantSplit w:val="true"/>
+        </w:trPr>
         <w:tc>
           <w:tcPr>
             <w:tcW w:type="dxa" w:w="4873"/>
-            <w:shd w:val="clear" w:fill="F2F5FA"/>
+            <w:shd w:val="clear" w:fill="FFFFFF"/>
           </w:tcPr>
           <w:p>
             <w:pPr>
@@ -2716,13 +2837,14 @@
     </w:tbl>
     <w:p>
       <w:pPr>
+        <w:keepNext/>
         <w:spacing w:after="60" w:before="160"/>
       </w:pPr>
       <w:r>
         <w:rPr>
           <w:rFonts w:ascii="맑은 고딕" w:hAnsi="맑은 고딕" w:eastAsia="맑은 고딕" w:cs="맑은 고딕"/>
           <w:b/>
-          <w:color w:val="1F3764"/>
+          <w:color w:val="000000"/>
           <w:sz w:val="22"/>
         </w:rPr>
         <w:t>[3] AWS 클라우드 아키텍처 구성도·실측 IP</w:t>
@@ -2734,12 +2856,12 @@
         <w:jc w:val="center"/>
         <w:tblLook w:firstColumn="1" w:firstRow="1" w:lastColumn="0" w:lastRow="0" w:noHBand="0" w:noVBand="1" w:val="04A0"/>
         <w:tblBorders>
-          <w:top w:val="single" w:sz="6" w:space="0" w:color="AAB4C4"/>
-          <w:left w:val="single" w:sz="6" w:space="0" w:color="AAB4C4"/>
-          <w:bottom w:val="single" w:sz="6" w:space="0" w:color="AAB4C4"/>
-          <w:right w:val="single" w:sz="6" w:space="0" w:color="AAB4C4"/>
-          <w:insideH w:val="single" w:sz="6" w:space="0" w:color="AAB4C4"/>
-          <w:insideV w:val="single" w:sz="6" w:space="0" w:color="AAB4C4"/>
+          <w:top w:val="single" w:sz="6" w:space="0" w:color="000000"/>
+          <w:left w:val="single" w:sz="6" w:space="0" w:color="000000"/>
+          <w:bottom w:val="single" w:sz="6" w:space="0" w:color="000000"/>
+          <w:right w:val="single" w:sz="6" w:space="0" w:color="000000"/>
+          <w:insideH w:val="single" w:sz="6" w:space="0" w:color="000000"/>
+          <w:insideV w:val="single" w:sz="6" w:space="0" w:color="000000"/>
         </w:tblBorders>
       </w:tblPr>
       <w:tblGrid>
@@ -2747,10 +2869,13 @@
         <w:gridCol w:w="7257"/>
       </w:tblGrid>
       <w:tr>
+        <w:trPr>
+          <w:cantSplit w:val="true"/>
+        </w:trPr>
         <w:tc>
           <w:tcPr>
             <w:tcW w:type="dxa" w:w="4873"/>
-            <w:shd w:val="clear" w:fill="F2F5FA"/>
+            <w:shd w:val="clear" w:fill="FFFFFF"/>
           </w:tcPr>
           <w:p>
             <w:pPr>
@@ -2785,10 +2910,13 @@
         </w:tc>
       </w:tr>
       <w:tr>
+        <w:trPr>
+          <w:cantSplit w:val="true"/>
+        </w:trPr>
         <w:tc>
           <w:tcPr>
             <w:tcW w:type="dxa" w:w="4873"/>
-            <w:shd w:val="clear" w:fill="F2F5FA"/>
+            <w:shd w:val="clear" w:fill="FFFFFF"/>
           </w:tcPr>
           <w:p>
             <w:pPr>
@@ -2823,10 +2951,13 @@
         </w:tc>
       </w:tr>
       <w:tr>
+        <w:trPr>
+          <w:cantSplit w:val="true"/>
+        </w:trPr>
         <w:tc>
           <w:tcPr>
             <w:tcW w:type="dxa" w:w="4873"/>
-            <w:shd w:val="clear" w:fill="F2F5FA"/>
+            <w:shd w:val="clear" w:fill="FFFFFF"/>
           </w:tcPr>
           <w:p>
             <w:pPr>
@@ -2863,13 +2994,14 @@
     </w:tbl>
     <w:p>
       <w:pPr>
+        <w:keepNext/>
         <w:spacing w:after="60" w:before="160"/>
       </w:pPr>
       <w:r>
         <w:rPr>
           <w:rFonts w:ascii="맑은 고딕" w:hAnsi="맑은 고딕" w:eastAsia="맑은 고딕" w:cs="맑은 고딕"/>
           <w:b/>
-          <w:color w:val="1F3764"/>
+          <w:color w:val="000000"/>
           <w:sz w:val="22"/>
         </w:rPr>
         <w:t>[4] SQLite → PostgreSQL 이관 검증 리포트</w:t>
@@ -2881,12 +3013,12 @@
         <w:jc w:val="center"/>
         <w:tblLook w:firstColumn="1" w:firstRow="1" w:lastColumn="0" w:lastRow="0" w:noHBand="0" w:noVBand="1" w:val="04A0"/>
         <w:tblBorders>
-          <w:top w:val="single" w:sz="6" w:space="0" w:color="AAB4C4"/>
-          <w:left w:val="single" w:sz="6" w:space="0" w:color="AAB4C4"/>
-          <w:bottom w:val="single" w:sz="6" w:space="0" w:color="AAB4C4"/>
-          <w:right w:val="single" w:sz="6" w:space="0" w:color="AAB4C4"/>
-          <w:insideH w:val="single" w:sz="6" w:space="0" w:color="AAB4C4"/>
-          <w:insideV w:val="single" w:sz="6" w:space="0" w:color="AAB4C4"/>
+          <w:top w:val="single" w:sz="6" w:space="0" w:color="000000"/>
+          <w:left w:val="single" w:sz="6" w:space="0" w:color="000000"/>
+          <w:bottom w:val="single" w:sz="6" w:space="0" w:color="000000"/>
+          <w:right w:val="single" w:sz="6" w:space="0" w:color="000000"/>
+          <w:insideH w:val="single" w:sz="6" w:space="0" w:color="000000"/>
+          <w:insideV w:val="single" w:sz="6" w:space="0" w:color="000000"/>
         </w:tblBorders>
       </w:tblPr>
       <w:tblGrid>
@@ -2894,10 +3026,13 @@
         <w:gridCol w:w="7257"/>
       </w:tblGrid>
       <w:tr>
+        <w:trPr>
+          <w:cantSplit w:val="true"/>
+        </w:trPr>
         <w:tc>
           <w:tcPr>
             <w:tcW w:type="dxa" w:w="4873"/>
-            <w:shd w:val="clear" w:fill="F2F5FA"/>
+            <w:shd w:val="clear" w:fill="FFFFFF"/>
           </w:tcPr>
           <w:p>
             <w:pPr>
@@ -2932,10 +3067,13 @@
         </w:tc>
       </w:tr>
       <w:tr>
+        <w:trPr>
+          <w:cantSplit w:val="true"/>
+        </w:trPr>
         <w:tc>
           <w:tcPr>
             <w:tcW w:type="dxa" w:w="4873"/>
-            <w:shd w:val="clear" w:fill="F2F5FA"/>
+            <w:shd w:val="clear" w:fill="FFFFFF"/>
           </w:tcPr>
           <w:p>
             <w:pPr>
@@ -2970,10 +3108,13 @@
         </w:tc>
       </w:tr>
       <w:tr>
+        <w:trPr>
+          <w:cantSplit w:val="true"/>
+        </w:trPr>
         <w:tc>
           <w:tcPr>
             <w:tcW w:type="dxa" w:w="4873"/>
-            <w:shd w:val="clear" w:fill="F2F5FA"/>
+            <w:shd w:val="clear" w:fill="FFFFFF"/>
           </w:tcPr>
           <w:p>
             <w:pPr>
@@ -3015,13 +3156,14 @@
     </w:p>
     <w:p>
       <w:pPr>
+        <w:keepNext/>
         <w:spacing w:after="60" w:before="160"/>
       </w:pPr>
       <w:r>
         <w:rPr>
           <w:rFonts w:ascii="맑은 고딕" w:hAnsi="맑은 고딕" w:eastAsia="맑은 고딕" w:cs="맑은 고딕"/>
           <w:b/>
-          <w:color w:val="1F3764"/>
+          <w:color w:val="000000"/>
           <w:sz w:val="22"/>
         </w:rPr>
         <w:t>[5] HTTPS(SSL/TLS) 적용 내역서</w:t>
@@ -3033,12 +3175,12 @@
         <w:jc w:val="center"/>
         <w:tblLook w:firstColumn="1" w:firstRow="1" w:lastColumn="0" w:lastRow="0" w:noHBand="0" w:noVBand="1" w:val="04A0"/>
         <w:tblBorders>
-          <w:top w:val="single" w:sz="6" w:space="0" w:color="AAB4C4"/>
-          <w:left w:val="single" w:sz="6" w:space="0" w:color="AAB4C4"/>
-          <w:bottom w:val="single" w:sz="6" w:space="0" w:color="AAB4C4"/>
-          <w:right w:val="single" w:sz="6" w:space="0" w:color="AAB4C4"/>
-          <w:insideH w:val="single" w:sz="6" w:space="0" w:color="AAB4C4"/>
-          <w:insideV w:val="single" w:sz="6" w:space="0" w:color="AAB4C4"/>
+          <w:top w:val="single" w:sz="6" w:space="0" w:color="000000"/>
+          <w:left w:val="single" w:sz="6" w:space="0" w:color="000000"/>
+          <w:bottom w:val="single" w:sz="6" w:space="0" w:color="000000"/>
+          <w:right w:val="single" w:sz="6" w:space="0" w:color="000000"/>
+          <w:insideH w:val="single" w:sz="6" w:space="0" w:color="000000"/>
+          <w:insideV w:val="single" w:sz="6" w:space="0" w:color="000000"/>
         </w:tblBorders>
       </w:tblPr>
       <w:tblGrid>
@@ -3046,10 +3188,13 @@
         <w:gridCol w:w="7257"/>
       </w:tblGrid>
       <w:tr>
+        <w:trPr>
+          <w:cantSplit w:val="true"/>
+        </w:trPr>
         <w:tc>
           <w:tcPr>
             <w:tcW w:type="dxa" w:w="4873"/>
-            <w:shd w:val="clear" w:fill="F2F5FA"/>
+            <w:shd w:val="clear" w:fill="FFFFFF"/>
           </w:tcPr>
           <w:p>
             <w:pPr>
@@ -3084,10 +3229,13 @@
         </w:tc>
       </w:tr>
       <w:tr>
+        <w:trPr>
+          <w:cantSplit w:val="true"/>
+        </w:trPr>
         <w:tc>
           <w:tcPr>
             <w:tcW w:type="dxa" w:w="4873"/>
-            <w:shd w:val="clear" w:fill="F2F5FA"/>
+            <w:shd w:val="clear" w:fill="FFFFFF"/>
           </w:tcPr>
           <w:p>
             <w:pPr>
@@ -3122,10 +3270,13 @@
         </w:tc>
       </w:tr>
       <w:tr>
+        <w:trPr>
+          <w:cantSplit w:val="true"/>
+        </w:trPr>
         <w:tc>
           <w:tcPr>
             <w:tcW w:type="dxa" w:w="4873"/>
-            <w:shd w:val="clear" w:fill="F2F5FA"/>
+            <w:shd w:val="clear" w:fill="FFFFFF"/>
           </w:tcPr>
           <w:p>
             <w:pPr>
@@ -3162,13 +3313,14 @@
     </w:tbl>
     <w:p>
       <w:pPr>
+        <w:keepNext/>
         <w:spacing w:after="60" w:before="160"/>
       </w:pPr>
       <w:r>
         <w:rPr>
           <w:rFonts w:ascii="맑은 고딕" w:hAnsi="맑은 고딕" w:eastAsia="맑은 고딕" w:cs="맑은 고딕"/>
           <w:b/>
-          <w:color w:val="1F3764"/>
+          <w:color w:val="000000"/>
           <w:sz w:val="22"/>
         </w:rPr>
         <w:t>[6] ‘노드(Node)’ 경기운영시스템 웹 UI/UX 개편 화면(전·후)·배포 URL</w:t>
@@ -3180,12 +3332,12 @@
         <w:jc w:val="center"/>
         <w:tblLook w:firstColumn="1" w:firstRow="1" w:lastColumn="0" w:lastRow="0" w:noHBand="0" w:noVBand="1" w:val="04A0"/>
         <w:tblBorders>
-          <w:top w:val="single" w:sz="6" w:space="0" w:color="AAB4C4"/>
-          <w:left w:val="single" w:sz="6" w:space="0" w:color="AAB4C4"/>
-          <w:bottom w:val="single" w:sz="6" w:space="0" w:color="AAB4C4"/>
-          <w:right w:val="single" w:sz="6" w:space="0" w:color="AAB4C4"/>
-          <w:insideH w:val="single" w:sz="6" w:space="0" w:color="AAB4C4"/>
-          <w:insideV w:val="single" w:sz="6" w:space="0" w:color="AAB4C4"/>
+          <w:top w:val="single" w:sz="6" w:space="0" w:color="000000"/>
+          <w:left w:val="single" w:sz="6" w:space="0" w:color="000000"/>
+          <w:bottom w:val="single" w:sz="6" w:space="0" w:color="000000"/>
+          <w:right w:val="single" w:sz="6" w:space="0" w:color="000000"/>
+          <w:insideH w:val="single" w:sz="6" w:space="0" w:color="000000"/>
+          <w:insideV w:val="single" w:sz="6" w:space="0" w:color="000000"/>
         </w:tblBorders>
       </w:tblPr>
       <w:tblGrid>
@@ -3193,10 +3345,13 @@
         <w:gridCol w:w="7257"/>
       </w:tblGrid>
       <w:tr>
+        <w:trPr>
+          <w:cantSplit w:val="true"/>
+        </w:trPr>
         <w:tc>
           <w:tcPr>
             <w:tcW w:type="dxa" w:w="4873"/>
-            <w:shd w:val="clear" w:fill="F2F5FA"/>
+            <w:shd w:val="clear" w:fill="FFFFFF"/>
           </w:tcPr>
           <w:p>
             <w:pPr>
@@ -3231,10 +3386,13 @@
         </w:tc>
       </w:tr>
       <w:tr>
+        <w:trPr>
+          <w:cantSplit w:val="true"/>
+        </w:trPr>
         <w:tc>
           <w:tcPr>
             <w:tcW w:type="dxa" w:w="4873"/>
-            <w:shd w:val="clear" w:fill="F2F5FA"/>
+            <w:shd w:val="clear" w:fill="FFFFFF"/>
           </w:tcPr>
           <w:p>
             <w:pPr>
@@ -3269,10 +3427,13 @@
         </w:tc>
       </w:tr>
       <w:tr>
+        <w:trPr>
+          <w:cantSplit w:val="true"/>
+        </w:trPr>
         <w:tc>
           <w:tcPr>
             <w:tcW w:type="dxa" w:w="4873"/>
-            <w:shd w:val="clear" w:fill="F2F5FA"/>
+            <w:shd w:val="clear" w:fill="FFFFFF"/>
           </w:tcPr>
           <w:p>
             <w:pPr>
@@ -3309,13 +3470,14 @@
     </w:tbl>
     <w:p>
       <w:pPr>
+        <w:keepNext/>
         <w:spacing w:after="60" w:before="160"/>
       </w:pPr>
       <w:r>
         <w:rPr>
           <w:rFonts w:ascii="맑은 고딕" w:hAnsi="맑은 고딕" w:eastAsia="맑은 고딕" w:cs="맑은 고딕"/>
           <w:b/>
-          <w:color w:val="1F3764"/>
+          <w:color w:val="000000"/>
           <w:sz w:val="22"/>
         </w:rPr>
         <w:t>[7] 전체 소스코드 일체 (소유권 발주처 귀속)</w:t>
@@ -3327,12 +3489,12 @@
         <w:jc w:val="center"/>
         <w:tblLook w:firstColumn="1" w:firstRow="1" w:lastColumn="0" w:lastRow="0" w:noHBand="0" w:noVBand="1" w:val="04A0"/>
         <w:tblBorders>
-          <w:top w:val="single" w:sz="6" w:space="0" w:color="AAB4C4"/>
-          <w:left w:val="single" w:sz="6" w:space="0" w:color="AAB4C4"/>
-          <w:bottom w:val="single" w:sz="6" w:space="0" w:color="AAB4C4"/>
-          <w:right w:val="single" w:sz="6" w:space="0" w:color="AAB4C4"/>
-          <w:insideH w:val="single" w:sz="6" w:space="0" w:color="AAB4C4"/>
-          <w:insideV w:val="single" w:sz="6" w:space="0" w:color="AAB4C4"/>
+          <w:top w:val="single" w:sz="6" w:space="0" w:color="000000"/>
+          <w:left w:val="single" w:sz="6" w:space="0" w:color="000000"/>
+          <w:bottom w:val="single" w:sz="6" w:space="0" w:color="000000"/>
+          <w:right w:val="single" w:sz="6" w:space="0" w:color="000000"/>
+          <w:insideH w:val="single" w:sz="6" w:space="0" w:color="000000"/>
+          <w:insideV w:val="single" w:sz="6" w:space="0" w:color="000000"/>
         </w:tblBorders>
       </w:tblPr>
       <w:tblGrid>
@@ -3340,10 +3502,13 @@
         <w:gridCol w:w="7257"/>
       </w:tblGrid>
       <w:tr>
+        <w:trPr>
+          <w:cantSplit w:val="true"/>
+        </w:trPr>
         <w:tc>
           <w:tcPr>
             <w:tcW w:type="dxa" w:w="4873"/>
-            <w:shd w:val="clear" w:fill="F2F5FA"/>
+            <w:shd w:val="clear" w:fill="FFFFFF"/>
           </w:tcPr>
           <w:p>
             <w:pPr>
@@ -3378,10 +3543,13 @@
         </w:tc>
       </w:tr>
       <w:tr>
+        <w:trPr>
+          <w:cantSplit w:val="true"/>
+        </w:trPr>
         <w:tc>
           <w:tcPr>
             <w:tcW w:type="dxa" w:w="4873"/>
-            <w:shd w:val="clear" w:fill="F2F5FA"/>
+            <w:shd w:val="clear" w:fill="FFFFFF"/>
           </w:tcPr>
           <w:p>
             <w:pPr>
@@ -3416,10 +3584,13 @@
         </w:tc>
       </w:tr>
       <w:tr>
+        <w:trPr>
+          <w:cantSplit w:val="true"/>
+        </w:trPr>
         <w:tc>
           <w:tcPr>
             <w:tcW w:type="dxa" w:w="4873"/>
-            <w:shd w:val="clear" w:fill="F2F5FA"/>
+            <w:shd w:val="clear" w:fill="FFFFFF"/>
           </w:tcPr>
           <w:p>
             <w:pPr>
@@ -3461,16 +3632,17 @@
     </w:p>
     <w:p>
       <w:pPr>
+        <w:keepNext/>
         <w:spacing w:before="280" w:after="120"/>
         <w:pBdr>
-          <w:bottom w:val="single" w:sz="12" w:space="4" w:color="1F3764"/>
+          <w:bottom w:val="single" w:sz="12" w:space="4" w:color="000000"/>
         </w:pBdr>
       </w:pPr>
       <w:r>
         <w:rPr>
           <w:rFonts w:ascii="맑은 고딕" w:hAnsi="맑은 고딕" w:eastAsia="맑은 고딕" w:cs="맑은 고딕"/>
           <w:b/>
-          <w:color w:val="1F3764"/>
+          <w:color w:val="000000"/>
           <w:sz w:val="26"/>
         </w:rPr>
         <w:t>Ⅵ. 수행 결과 증빙 (실 운영 화면)</w:t>
@@ -3484,7 +3656,7 @@
         <w:rPr>
           <w:rFonts w:ascii="맑은 고딕" w:hAnsi="맑은 고딕" w:eastAsia="맑은 고딕" w:cs="맑은 고딕"/>
           <w:b w:val="0"/>
-          <w:color w:val="555555"/>
+          <w:color w:val="000000"/>
           <w:sz w:val="19"/>
         </w:rPr>
         <w:t>※ 운영 서비스(pace-rise-node.com)에서 직접 캡처한 실제 화면입니다.</w:t>
@@ -3492,13 +3664,14 @@
     </w:p>
     <w:p>
       <w:pPr>
+        <w:keepNext/>
         <w:spacing w:after="40" w:before="40"/>
       </w:pPr>
       <w:r>
         <w:rPr>
           <w:rFonts w:ascii="맑은 고딕" w:hAnsi="맑은 고딕" w:eastAsia="맑은 고딕" w:cs="맑은 고딕"/>
           <w:b/>
-          <w:color w:val="1F3764"/>
+          <w:color w:val="000000"/>
           <w:sz w:val="20"/>
         </w:rPr>
         <w:t>[1] 메인화면 – 연맹별 대회목록 (KAAF/KTFL 그룹화·RECENT 영역)</w:t>
@@ -3508,11 +3681,12 @@
       <w:pPr>
         <w:spacing w:after="120"/>
         <w:jc w:val="center"/>
+        <w:keepLines w:val="true"/>
       </w:pPr>
       <w:r>
         <w:drawing>
           <wp:inline xmlns:a="http://schemas.openxmlformats.org/drawingml/2006/main" xmlns:pic="http://schemas.openxmlformats.org/drawingml/2006/picture">
-            <wp:extent cx="5580000" cy="3986191"/>
+            <wp:extent cx="5400000" cy="3857605"/>
             <wp:docPr id="1" name="Picture 1"/>
             <wp:cNvGraphicFramePr>
               <a:graphicFrameLocks noChangeAspect="1"/>
@@ -3533,7 +3707,7 @@
                   <pic:spPr>
                     <a:xfrm>
                       <a:off x="0" y="0"/>
-                      <a:ext cx="5580000" cy="3986191"/>
+                      <a:ext cx="5400000" cy="3857605"/>
                     </a:xfrm>
                     <a:prstGeom prst="rect"/>
                   </pic:spPr>
@@ -3546,13 +3720,14 @@
     </w:p>
     <w:p>
       <w:pPr>
+        <w:keepNext/>
         <w:spacing w:after="40" w:before="160"/>
       </w:pPr>
       <w:r>
         <w:rPr>
           <w:rFonts w:ascii="맑은 고딕" w:hAnsi="맑은 고딕" w:eastAsia="맑은 고딕" w:cs="맑은 고딕"/>
           <w:b/>
-          <w:color w:val="1F3764"/>
+          <w:color w:val="000000"/>
           <w:sz w:val="20"/>
         </w:rPr>
         <w:t>[2] 경기운영 대시보드 – KAAF배 제54회 + 코리아오픈</w:t>
@@ -3562,11 +3737,12 @@
       <w:pPr>
         <w:spacing w:after="120"/>
         <w:jc w:val="center"/>
+        <w:keepLines w:val="true"/>
       </w:pPr>
       <w:r>
         <w:drawing>
           <wp:inline xmlns:a="http://schemas.openxmlformats.org/drawingml/2006/main" xmlns:pic="http://schemas.openxmlformats.org/drawingml/2006/picture">
-            <wp:extent cx="5580000" cy="3986190"/>
+            <wp:extent cx="5400000" cy="3857603"/>
             <wp:docPr id="2" name="Picture 2"/>
             <wp:cNvGraphicFramePr>
               <a:graphicFrameLocks noChangeAspect="1"/>
@@ -3587,7 +3763,7 @@
                   <pic:spPr>
                     <a:xfrm>
                       <a:off x="0" y="0"/>
-                      <a:ext cx="5580000" cy="3986190"/>
+                      <a:ext cx="5400000" cy="3857603"/>
                     </a:xfrm>
                     <a:prstGeom prst="rect"/>
                   </pic:spPr>
@@ -3599,19 +3775,15 @@
       </w:r>
     </w:p>
     <w:p>
-      <w:r>
-        <w:br w:type="page"/>
-      </w:r>
-    </w:p>
-    <w:p>
       <w:pPr>
+        <w:keepNext/>
         <w:spacing w:after="40" w:before="160"/>
       </w:pPr>
       <w:r>
         <w:rPr>
           <w:rFonts w:ascii="맑은 고딕" w:hAnsi="맑은 고딕" w:eastAsia="맑은 고딕" w:cs="맑은 고딕"/>
           <w:b/>
-          <w:color w:val="1F3764"/>
+          <w:color w:val="000000"/>
           <w:sz w:val="20"/>
         </w:rPr>
         <w:t>[3] 경기운영 대시보드 – 제80회 전국육상경기선수권 (부문별 운영)</w:t>
@@ -3621,11 +3793,12 @@
       <w:pPr>
         <w:spacing w:after="120"/>
         <w:jc w:val="center"/>
+        <w:keepLines w:val="true"/>
       </w:pPr>
       <w:r>
         <w:drawing>
           <wp:inline xmlns:a="http://schemas.openxmlformats.org/drawingml/2006/main" xmlns:pic="http://schemas.openxmlformats.org/drawingml/2006/picture">
-            <wp:extent cx="5580000" cy="3986190"/>
+            <wp:extent cx="5400000" cy="3857603"/>
             <wp:docPr id="3" name="Picture 3"/>
             <wp:cNvGraphicFramePr>
               <a:graphicFrameLocks noChangeAspect="1"/>
@@ -3646,7 +3819,7 @@
                   <pic:spPr>
                     <a:xfrm>
                       <a:off x="0" y="0"/>
-                      <a:ext cx="5580000" cy="3986190"/>
+                      <a:ext cx="5400000" cy="3857603"/>
                     </a:xfrm>
                     <a:prstGeom prst="rect"/>
                   </pic:spPr>
@@ -3659,13 +3832,14 @@
     </w:p>
     <w:p>
       <w:pPr>
+        <w:keepNext/>
         <w:spacing w:after="40" w:before="160"/>
       </w:pPr>
       <w:r>
         <w:rPr>
           <w:rFonts w:ascii="맑은 고딕" w:hAnsi="맑은 고딕" w:eastAsia="맑은 고딕" w:cs="맑은 고딕"/>
           <w:b/>
-          <w:color w:val="1F3764"/>
+          <w:color w:val="000000"/>
           <w:sz w:val="20"/>
         </w:rPr>
         <w:t>[4] 경기시간표 – 259경기 5일치 타임테이블·결과 연동</w:t>
@@ -3675,11 +3849,12 @@
       <w:pPr>
         <w:spacing w:after="120"/>
         <w:jc w:val="center"/>
+        <w:keepLines w:val="true"/>
       </w:pPr>
       <w:r>
         <w:drawing>
           <wp:inline xmlns:a="http://schemas.openxmlformats.org/drawingml/2006/main" xmlns:pic="http://schemas.openxmlformats.org/drawingml/2006/picture">
-            <wp:extent cx="5580000" cy="3985461"/>
+            <wp:extent cx="5400000" cy="3856898"/>
             <wp:docPr id="4" name="Picture 4"/>
             <wp:cNvGraphicFramePr>
               <a:graphicFrameLocks noChangeAspect="1"/>
@@ -3700,7 +3875,7 @@
                   <pic:spPr>
                     <a:xfrm>
                       <a:off x="0" y="0"/>
-                      <a:ext cx="5580000" cy="3985461"/>
+                      <a:ext cx="5400000" cy="3856898"/>
                     </a:xfrm>
                     <a:prstGeom prst="rect"/>
                   </pic:spPr>
@@ -3712,19 +3887,15 @@
       </w:r>
     </w:p>
     <w:p>
-      <w:r>
-        <w:br w:type="page"/>
-      </w:r>
-    </w:p>
-    <w:p>
       <w:pPr>
+        <w:keepNext/>
         <w:spacing w:after="40" w:before="160"/>
       </w:pPr>
       <w:r>
         <w:rPr>
           <w:rFonts w:ascii="맑은 고딕" w:hAnsi="맑은 고딕" w:eastAsia="맑은 고딕" w:cs="맑은 고딕"/>
           <w:b/>
-          <w:color w:val="1F3764"/>
+          <w:color w:val="000000"/>
           <w:sz w:val="20"/>
         </w:rPr>
         <w:t>[5] 앱 설치 안내 – PWA (Android Chrome / iOS Safari 홈화면 추가)</w:t>
@@ -3734,11 +3905,12 @@
       <w:pPr>
         <w:spacing w:after="120"/>
         <w:jc w:val="center"/>
+        <w:keepLines w:val="true"/>
       </w:pPr>
       <w:r>
         <w:drawing>
           <wp:inline xmlns:a="http://schemas.openxmlformats.org/drawingml/2006/main" xmlns:pic="http://schemas.openxmlformats.org/drawingml/2006/picture">
-            <wp:extent cx="5580000" cy="3985461"/>
+            <wp:extent cx="5400000" cy="3856898"/>
             <wp:docPr id="5" name="Picture 5"/>
             <wp:cNvGraphicFramePr>
               <a:graphicFrameLocks noChangeAspect="1"/>
@@ -3759,7 +3931,7 @@
                   <pic:spPr>
                     <a:xfrm>
                       <a:off x="0" y="0"/>
-                      <a:ext cx="5580000" cy="3985461"/>
+                      <a:ext cx="5400000" cy="3856898"/>
                     </a:xfrm>
                     <a:prstGeom prst="rect"/>
                   </pic:spPr>
@@ -3772,13 +3944,14 @@
     </w:p>
     <w:p>
       <w:pPr>
+        <w:keepNext/>
         <w:spacing w:after="40" w:before="160"/>
       </w:pPr>
       <w:r>
         <w:rPr>
           <w:rFonts w:ascii="맑은 고딕" w:hAnsi="맑은 고딕" w:eastAsia="맑은 고딕" w:cs="맑은 고딕"/>
           <w:b/>
-          <w:color w:val="1F3764"/>
+          <w:color w:val="000000"/>
           <w:sz w:val="20"/>
         </w:rPr>
         <w:t>[6] 모바일 반응형 화면 – PWA Cross-Device 대응</w:t>
@@ -3788,11 +3961,12 @@
       <w:pPr>
         <w:spacing w:after="120"/>
         <w:jc w:val="center"/>
+        <w:keepLines w:val="true"/>
       </w:pPr>
       <w:r>
         <w:drawing>
           <wp:inline xmlns:a="http://schemas.openxmlformats.org/drawingml/2006/main" xmlns:pic="http://schemas.openxmlformats.org/drawingml/2006/picture">
-            <wp:extent cx="5580000" cy="3986191"/>
+            <wp:extent cx="5400000" cy="3857605"/>
             <wp:docPr id="6" name="Picture 6"/>
             <wp:cNvGraphicFramePr>
               <a:graphicFrameLocks noChangeAspect="1"/>
@@ -3813,7 +3987,7 @@
                   <pic:spPr>
                     <a:xfrm>
                       <a:off x="0" y="0"/>
-                      <a:ext cx="5580000" cy="3986191"/>
+                      <a:ext cx="5400000" cy="3857605"/>
                     </a:xfrm>
                     <a:prstGeom prst="rect"/>
                   </pic:spPr>
